--- a/Coding II - STEM/Unit 1 - Data Structures/Daily Lesson Plans/Word/Day 6.docx
+++ b/Coding II - STEM/Unit 1 - Data Structures/Daily Lesson Plans/Word/Day 6.docx
@@ -2,384 +2,2264 @@
 <file path=word/document.xml><?xml version="1.0" encoding="utf-8"?>
 <w:document xmlns:wpc="http://schemas.microsoft.com/office/word/2010/wordprocessingCanvas" xmlns:mc="http://schemas.openxmlformats.org/markup-compatibility/2006" xmlns:o="urn:schemas-microsoft-com:office:office" xmlns:r="http://schemas.openxmlformats.org/officeDocument/2006/relationships" xmlns:m="http://schemas.openxmlformats.org/officeDocument/2006/math" xmlns:v="urn:schemas-microsoft-com:vml" xmlns:wp14="http://schemas.microsoft.com/office/word/2010/wordprocessingDrawing" xmlns:wp="http://schemas.openxmlformats.org/drawingml/2006/wordprocessingDrawing" xmlns:w10="urn:schemas-microsoft-com:office:word" xmlns:w="http://schemas.openxmlformats.org/wordprocessingml/2006/main" xmlns:w14="http://schemas.microsoft.com/office/word/2010/wordml" xmlns:w15="http://schemas.microsoft.com/office/word/2012/wordml" xmlns:wpg="http://schemas.microsoft.com/office/word/2010/wordprocessingGroup" xmlns:wpi="http://schemas.microsoft.com/office/word/2010/wordprocessingInk" xmlns:wne="http://schemas.microsoft.com/office/word/2006/wordml" xmlns:wps="http://schemas.microsoft.com/office/word/2010/wordprocessingShape" xmlns:cx="http://schemas.microsoft.com/office/drawing/2014/chartex" xmlns:cx1="http://schemas.microsoft.com/office/drawing/2015/9/8/chartex" xmlns:cx2="http://schemas.microsoft.com/office/drawing/2015/10/21/chartex" xmlns:cx3="http://schemas.microsoft.com/office/drawing/2016/5/9/chartex" xmlns:cx4="http://schemas.microsoft.com/office/drawing/2016/5/10/chartex" xmlns:cx5="http://schemas.microsoft.com/office/drawing/2016/5/11/chartex" xmlns:cx6="http://schemas.microsoft.com/office/drawing/2016/5/12/chartex" xmlns:cx7="http://schemas.microsoft.com/office/drawing/2016/5/13/chartex" xmlns:cx8="http://schemas.microsoft.com/office/drawing/2016/5/14/chartex" xmlns:aink="http://schemas.microsoft.com/office/drawing/2016/ink" xmlns:am3d="http://schemas.microsoft.com/office/drawing/2017/model3d" xmlns:w16cex="http://schemas.microsoft.com/office/word/2018/wordml/cex" xmlns:w16cid="http://schemas.microsoft.com/office/word/2016/wordml/cid" xmlns:w16="http://schemas.microsoft.com/office/word/2018/wordml" xmlns:w16sdtdh="http://schemas.microsoft.com/office/word/2020/wordml/sdtdatahash" xmlns:w16se="http://schemas.microsoft.com/office/word/2015/wordml/symex" mc:Ignorable="w14 w15 wp14">
   <w:body>
-    <w:p>
-      <w:pPr>
-        <w:spacing w:after="120" w:before="0"/>
+    <w:tbl>
+      <w:tblPr>
+        <w:tblW w:type="dxa" w:w="9360"/>
+        <w:tblBorders>
+          <w:top w:val="single" w:color="auto" w:sz="4"/>
+          <w:left w:val="single" w:color="auto" w:sz="4"/>
+          <w:bottom w:val="single" w:color="auto" w:sz="4"/>
+          <w:right w:val="single" w:color="auto" w:sz="4"/>
+          <w:insideH w:val="single" w:color="auto" w:sz="4"/>
+          <w:insideV w:val="single" w:color="auto" w:sz="4"/>
+        </w:tblBorders>
+      </w:tblPr>
+      <w:tblGrid>
+        <w:gridCol w:w="9360"/>
+      </w:tblGrid>
+      <w:tr>
+        <w:tc>
+          <w:tcPr>
+            <w:tcW w:type="dxa" w:w="9360"/>
+            <w:tcBorders>
+              <w:top w:val="none"/>
+              <w:left w:val="none"/>
+              <w:bottom w:val="none"/>
+              <w:right w:val="none"/>
+            </w:tcBorders>
+            <w:shd w:fill="1B7A4A" w:val="clear"/>
+            <w:tcMar>
+              <w:top w:type="dxa" w:w="160"/>
+              <w:left w:type="dxa" w:w="200"/>
+              <w:bottom w:type="dxa" w:w="160"/>
+              <w:right w:type="dxa" w:w="200"/>
+            </w:tcMar>
+          </w:tcPr>
+          <w:p>
+            <w:pPr>
+              <w:jc w:val="center"/>
+            </w:pPr>
+            <w:r>
+              <w:rPr>
+                <w:rFonts w:ascii="Arial" w:cs="Arial" w:eastAsia="Arial" w:hAnsi="Arial"/>
+                <w:b/>
+                <w:bCs/>
+                <w:color w:val="FFFFFF"/>
+                <w:sz w:val="20"/>
+                <w:szCs w:val="20"/>
+              </w:rPr>
+              <w:t xml:space="preserve">Coding II — STEM</w:t>
+            </w:r>
+            <w:r>
+              <w:rPr>
+                <w:rFonts w:ascii="Arial" w:cs="Arial" w:eastAsia="Arial" w:hAnsi="Arial"/>
+                <w:sz w:val="16"/>
+                <w:szCs w:val="16"/>
+              </w:rPr>
+              <w:br/>
+              <w:t xml:space="preserve"/>
+            </w:r>
+            <w:r>
+              <w:rPr>
+                <w:rFonts w:ascii="Arial" w:cs="Arial" w:eastAsia="Arial" w:hAnsi="Arial"/>
+                <w:color w:val="A8D5BA"/>
+                <w:sz w:val="16"/>
+                <w:szCs w:val="16"/>
+              </w:rPr>
+              <w:t xml:space="preserve">Unit 1 - Data Structures</w:t>
+            </w:r>
+          </w:p>
+        </w:tc>
+      </w:tr>
+    </w:tbl>
+    <w:p>
+      <w:pPr>
+        <w:spacing w:after="120"/>
+      </w:pPr>
+    </w:p>
+    <w:p>
+      <w:pPr>
+        <w:spacing w:after="80"/>
       </w:pPr>
       <w:r>
         <w:rPr>
-          <w:rFonts w:ascii="Times New Roman" w:cs="Times New Roman" w:eastAsia="Times New Roman" w:hAnsi="Times New Roman"/>
+          <w:rFonts w:ascii="Arial" w:cs="Arial" w:eastAsia="Arial" w:hAnsi="Arial"/>
           <w:b/>
           <w:bCs/>
-          <w:sz w:val="24"/>
-          <w:szCs w:val="24"/>
-          <w:u w:val="single"/>
+          <w:color w:val="1B7A4A"/>
+          <w:sz w:val="32"/>
+          <w:szCs w:val="32"/>
         </w:rPr>
-        <w:t xml:space="preserve">Day 6 (Monday) — Project Day — Student Grade Book</w:t>
-      </w:r>
-    </w:p>
-    <w:p>
-      <w:pPr>
-        <w:spacing w:after="80" w:before="240"/>
+        <w:t xml:space="preserve">Day 6: Project Day — Student Grade Book</w:t>
+      </w:r>
+    </w:p>
+    <w:tbl>
+      <w:tblPr>
+        <w:tblW w:type="dxa" w:w="9360"/>
+        <w:tblBorders>
+          <w:top w:val="single" w:color="auto" w:sz="4"/>
+          <w:left w:val="single" w:color="auto" w:sz="4"/>
+          <w:bottom w:val="single" w:color="auto" w:sz="4"/>
+          <w:right w:val="single" w:color="auto" w:sz="4"/>
+          <w:insideH w:val="single" w:color="auto" w:sz="4"/>
+          <w:insideV w:val="single" w:color="auto" w:sz="4"/>
+        </w:tblBorders>
+      </w:tblPr>
+      <w:tblGrid>
+        <w:gridCol w:w="9360"/>
+      </w:tblGrid>
+      <w:tr>
+        <w:tc>
+          <w:tcPr>
+            <w:tcW w:type="dxa" w:w="9360"/>
+            <w:tcBorders>
+              <w:top w:val="single" w:color="CCCCCC" w:sz="1"/>
+              <w:left w:val="single" w:color="CCCCCC" w:sz="1"/>
+              <w:bottom w:val="single" w:color="CCCCCC" w:sz="1"/>
+              <w:right w:val="single" w:color="CCCCCC" w:sz="1"/>
+            </w:tcBorders>
+            <w:shd w:fill="E2EFDA" w:val="clear"/>
+            <w:tcMar>
+              <w:top w:type="dxa" w:w="100"/>
+              <w:left w:type="dxa" w:w="160"/>
+              <w:bottom w:type="dxa" w:w="100"/>
+              <w:right w:type="dxa" w:w="160"/>
+            </w:tcMar>
+          </w:tcPr>
+          <w:p>
+            <w:r>
+              <w:rPr>
+                <w:rFonts w:ascii="Arial" w:cs="Arial" w:eastAsia="Arial" w:hAnsi="Arial"/>
+                <w:b/>
+                <w:bCs/>
+                <w:sz w:val="22"/>
+                <w:szCs w:val="22"/>
+              </w:rPr>
+              <w:t xml:space="preserve">Learning Target: </w:t>
+            </w:r>
+            <w:r>
+              <w:rPr>
+                <w:rFonts w:ascii="Arial" w:cs="Arial" w:eastAsia="Arial" w:hAnsi="Arial"/>
+                <w:sz w:val="22"/>
+                <w:szCs w:val="22"/>
+              </w:rPr>
+              <w:t xml:space="preserve">I can design and build a complete program using lists, dictionaries, and tuples.</w:t>
+            </w:r>
+          </w:p>
+        </w:tc>
+      </w:tr>
+    </w:tbl>
+    <w:p>
+      <w:pPr>
+        <w:spacing w:after="200"/>
+      </w:pPr>
+    </w:p>
+    <w:p>
+      <w:pPr>
+        <w:pBdr>
+          <w:bottom w:val="single" w:color="1B7A4A" w:sz="4" w:space="4"/>
+        </w:pBdr>
+        <w:spacing w:after="100" w:before="120"/>
       </w:pPr>
       <w:r>
         <w:rPr>
-          <w:rFonts w:ascii="Times New Roman" w:cs="Times New Roman" w:eastAsia="Times New Roman" w:hAnsi="Times New Roman"/>
+          <w:rFonts w:ascii="Arial" w:cs="Arial" w:eastAsia="Arial" w:hAnsi="Arial"/>
           <w:b/>
           <w:bCs/>
-          <w:sz w:val="24"/>
-          <w:szCs w:val="24"/>
-          <w:u w:val="single"/>
-        </w:rPr>
-        <w:t xml:space="preserve">Learning Target</w:t>
-      </w:r>
-    </w:p>
-    <w:p>
-      <w:pPr>
-        <w:spacing w:after="80"/>
-      </w:pPr>
-      <w:r>
-        <w:rPr>
-          <w:rFonts w:ascii="Times New Roman" w:cs="Times New Roman" w:eastAsia="Times New Roman" w:hAnsi="Times New Roman"/>
+          <w:color w:val="1B7A4A"/>
           <w:sz w:val="24"/>
           <w:szCs w:val="24"/>
         </w:rPr>
-        <w:t xml:space="preserve">I can design and build a complete program using lists, dictionaries, and tuples.</w:t>
-      </w:r>
-    </w:p>
-    <w:p>
-      <w:pPr>
-        <w:spacing w:after="80"/>
-      </w:pPr>
-    </w:p>
-    <w:p>
-      <w:pPr>
-        <w:spacing w:after="80" w:before="240"/>
+        <w:t xml:space="preserve">Lesson Structure</w:t>
+      </w:r>
+    </w:p>
+    <w:tbl>
+      <w:tblPr>
+        <w:tblW w:type="dxa" w:w="9360"/>
+        <w:tblBorders>
+          <w:top w:val="single" w:color="auto" w:sz="4"/>
+          <w:left w:val="single" w:color="auto" w:sz="4"/>
+          <w:bottom w:val="single" w:color="auto" w:sz="4"/>
+          <w:right w:val="single" w:color="auto" w:sz="4"/>
+          <w:insideH w:val="single" w:color="auto" w:sz="4"/>
+          <w:insideV w:val="single" w:color="auto" w:sz="4"/>
+        </w:tblBorders>
+      </w:tblPr>
+      <w:tblGrid>
+        <w:gridCol w:w="1800"/>
+        <w:gridCol w:w="7560"/>
+      </w:tblGrid>
+      <w:tr>
+        <w:tc>
+          <w:tcPr>
+            <w:tcW w:type="dxa" w:w="1800"/>
+            <w:tcBorders>
+              <w:top w:val="single" w:color="1B7A4A" w:sz="1"/>
+              <w:left w:val="single" w:color="1B7A4A" w:sz="1"/>
+              <w:bottom w:val="single" w:color="1B7A4A" w:sz="1"/>
+              <w:right w:val="single" w:color="1B7A4A" w:sz="1"/>
+            </w:tcBorders>
+            <w:shd w:fill="1B7A4A" w:val="clear"/>
+            <w:tcMar>
+              <w:top w:type="dxa" w:w="80"/>
+              <w:left w:type="dxa" w:w="120"/>
+              <w:bottom w:type="dxa" w:w="80"/>
+              <w:right w:type="dxa" w:w="120"/>
+            </w:tcMar>
+          </w:tcPr>
+          <w:p>
+            <w:r>
+              <w:rPr>
+                <w:rFonts w:ascii="Arial" w:cs="Arial" w:eastAsia="Arial" w:hAnsi="Arial"/>
+                <w:b/>
+                <w:bCs/>
+                <w:color w:val="FFFFFF"/>
+                <w:sz w:val="20"/>
+                <w:szCs w:val="20"/>
+              </w:rPr>
+              <w:t xml:space="preserve">Time</w:t>
+            </w:r>
+          </w:p>
+        </w:tc>
+        <w:tc>
+          <w:tcPr>
+            <w:tcW w:type="dxa" w:w="7560"/>
+            <w:tcBorders>
+              <w:top w:val="single" w:color="1B7A4A" w:sz="1"/>
+              <w:left w:val="single" w:color="1B7A4A" w:sz="1"/>
+              <w:bottom w:val="single" w:color="1B7A4A" w:sz="1"/>
+              <w:right w:val="single" w:color="1B7A4A" w:sz="1"/>
+            </w:tcBorders>
+            <w:shd w:fill="1B7A4A" w:val="clear"/>
+            <w:tcMar>
+              <w:top w:type="dxa" w:w="80"/>
+              <w:left w:type="dxa" w:w="120"/>
+              <w:bottom w:type="dxa" w:w="80"/>
+              <w:right w:type="dxa" w:w="120"/>
+            </w:tcMar>
+          </w:tcPr>
+          <w:p>
+            <w:r>
+              <w:rPr>
+                <w:rFonts w:ascii="Arial" w:cs="Arial" w:eastAsia="Arial" w:hAnsi="Arial"/>
+                <w:b/>
+                <w:bCs/>
+                <w:color w:val="FFFFFF"/>
+                <w:sz w:val="20"/>
+                <w:szCs w:val="20"/>
+              </w:rPr>
+              <w:t xml:space="preserve">Activity</w:t>
+            </w:r>
+          </w:p>
+        </w:tc>
+      </w:tr>
+      <w:tr>
+        <w:tc>
+          <w:tcPr>
+            <w:tcW w:type="dxa" w:w="1800"/>
+            <w:tcBorders>
+              <w:top w:val="single" w:color="CCCCCC" w:sz="1"/>
+              <w:left w:val="single" w:color="CCCCCC" w:sz="1"/>
+              <w:bottom w:val="single" w:color="CCCCCC" w:sz="1"/>
+              <w:right w:val="single" w:color="CCCCCC" w:sz="1"/>
+            </w:tcBorders>
+            <w:tcMar>
+              <w:top w:type="dxa" w:w="80"/>
+              <w:left w:type="dxa" w:w="120"/>
+              <w:bottom w:type="dxa" w:w="80"/>
+              <w:right w:type="dxa" w:w="120"/>
+            </w:tcMar>
+          </w:tcPr>
+          <w:p>
+            <w:r>
+              <w:rPr>
+                <w:rFonts w:ascii="Arial" w:cs="Arial" w:eastAsia="Arial" w:hAnsi="Arial"/>
+                <w:b/>
+                <w:bCs/>
+                <w:sz w:val="20"/>
+                <w:szCs w:val="20"/>
+              </w:rPr>
+              <w:t xml:space="preserve">5 min</w:t>
+            </w:r>
+          </w:p>
+        </w:tc>
+        <w:tc>
+          <w:tcPr>
+            <w:tcW w:type="dxa" w:w="7560"/>
+            <w:tcBorders>
+              <w:top w:val="single" w:color="CCCCCC" w:sz="1"/>
+              <w:left w:val="single" w:color="CCCCCC" w:sz="1"/>
+              <w:bottom w:val="single" w:color="CCCCCC" w:sz="1"/>
+              <w:right w:val="single" w:color="CCCCCC" w:sz="1"/>
+            </w:tcBorders>
+            <w:tcMar>
+              <w:top w:type="dxa" w:w="80"/>
+              <w:left w:type="dxa" w:w="120"/>
+              <w:bottom w:type="dxa" w:w="80"/>
+              <w:right w:type="dxa" w:w="120"/>
+            </w:tcMar>
+          </w:tcPr>
+          <w:p>
+            <w:pPr>
+              <w:spacing w:after="80" w:before="80"/>
+            </w:pPr>
+            <w:r>
+              <w:rPr>
+                <w:rFonts w:ascii="Arial" w:cs="Arial" w:eastAsia="Arial" w:hAnsi="Arial"/>
+                <w:b/>
+                <w:bCs/>
+                <w:i w:val="false"/>
+                <w:iCs w:val="false"/>
+                <w:color w:val="000000"/>
+                <w:sz w:val="22"/>
+                <w:szCs w:val="22"/>
+              </w:rPr>
+              <w:t xml:space="preserve">Bell Ringer / Review</w:t>
+            </w:r>
+            <w:r>
+              <w:rPr>
+                <w:rFonts w:ascii="Arial" w:cs="Arial" w:eastAsia="Arial" w:hAnsi="Arial"/>
+                <w:sz w:val="20"/>
+                <w:szCs w:val="20"/>
+              </w:rPr>
+              <w:br/>
+              <w:t xml:space="preserve"/>
+            </w:r>
+            <w:r>
+              <w:rPr>
+                <w:rFonts w:ascii="Arial" w:cs="Arial" w:eastAsia="Arial" w:hAnsi="Arial"/>
+                <w:sz w:val="20"/>
+                <w:szCs w:val="20"/>
+              </w:rPr>
+              <w:br/>
+              <w:t xml:space="preserve"/>
+            </w:r>
+            <w:r>
+              <w:rPr>
+                <w:rFonts w:ascii="Arial" w:cs="Arial" w:eastAsia="Arial" w:hAnsi="Arial"/>
+                <w:b/>
+                <w:bCs/>
+                <w:i w:val="false"/>
+                <w:iCs w:val="false"/>
+                <w:color w:val="000000"/>
+                <w:sz w:val="20"/>
+                <w:szCs w:val="20"/>
+              </w:rPr>
+              <w:t xml:space="preserve">Quick Write </w:t>
+            </w:r>
+            <w:r>
+              <w:rPr>
+                <w:rFonts w:ascii="Arial" w:cs="Arial" w:eastAsia="Arial" w:hAnsi="Arial"/>
+                <w:b w:val="false"/>
+                <w:bCs w:val="false"/>
+                <w:i w:val="false"/>
+                <w:iCs w:val="false"/>
+                <w:color w:val="000000"/>
+                <w:sz w:val="20"/>
+                <w:szCs w:val="20"/>
+              </w:rPr>
+              <w:t xml:space="preserve">(3 min — written or verbal):</w:t>
+            </w:r>
+            <w:r>
+              <w:rPr>
+                <w:rFonts w:ascii="Arial" w:cs="Arial" w:eastAsia="Arial" w:hAnsi="Arial"/>
+                <w:sz w:val="20"/>
+                <w:szCs w:val="20"/>
+              </w:rPr>
+              <w:br/>
+              <w:t xml:space="preserve"/>
+            </w:r>
+            <w:r>
+              <w:rPr>
+                <w:rFonts w:ascii="Arial" w:cs="Arial" w:eastAsia="Arial" w:hAnsi="Arial"/>
+                <w:b w:val="false"/>
+                <w:bCs w:val="false"/>
+                <w:i w:val="false"/>
+                <w:iCs w:val="false"/>
+                <w:color w:val="000000"/>
+                <w:sz w:val="20"/>
+                <w:szCs w:val="20"/>
+              </w:rPr>
+              <w:t xml:space="preserve">    Before designing anything, what questions would you need to answer first in order to design and build a complete program using lists, dictionaries, and tuples?</w:t>
+            </w:r>
+            <w:r>
+              <w:rPr>
+                <w:rFonts w:ascii="Arial" w:cs="Arial" w:eastAsia="Arial" w:hAnsi="Arial"/>
+                <w:sz w:val="20"/>
+                <w:szCs w:val="20"/>
+              </w:rPr>
+              <w:br/>
+              <w:t xml:space="preserve"/>
+            </w:r>
+            <w:r>
+              <w:rPr>
+                <w:rFonts w:ascii="Arial" w:cs="Arial" w:eastAsia="Arial" w:hAnsi="Arial"/>
+                <w:sz w:val="20"/>
+                <w:szCs w:val="20"/>
+              </w:rPr>
+              <w:br/>
+              <w:t xml:space="preserve"/>
+            </w:r>
+            <w:r>
+              <w:rPr>
+                <w:rFonts w:ascii="Arial" w:cs="Arial" w:eastAsia="Arial" w:hAnsi="Arial"/>
+                <w:b w:val="false"/>
+                <w:bCs w:val="false"/>
+                <w:i/>
+                <w:iCs/>
+                <w:color w:val="444444"/>
+                <w:sz w:val="20"/>
+                <w:szCs w:val="20"/>
+              </w:rPr>
+              <w:t xml:space="preserve">Today’s Goal: By the end of class you will be able to design and build a complete program using lists, dictionaries, and tuples.</w:t>
+            </w:r>
+            <w:r>
+              <w:rPr>
+                <w:rFonts w:ascii="Arial" w:cs="Arial" w:eastAsia="Arial" w:hAnsi="Arial"/>
+                <w:sz w:val="20"/>
+                <w:szCs w:val="20"/>
+              </w:rPr>
+              <w:br/>
+              <w:t xml:space="preserve"/>
+            </w:r>
+            <w:r>
+              <w:rPr>
+                <w:rFonts w:ascii="Arial" w:cs="Arial" w:eastAsia="Arial" w:hAnsi="Arial"/>
+                <w:b w:val="false"/>
+                <w:bCs w:val="false"/>
+                <w:i/>
+                <w:iCs/>
+                <w:color w:val="555555"/>
+                <w:sz w:val="20"/>
+                <w:szCs w:val="20"/>
+              </w:rPr>
+              <w:t xml:space="preserve">→ Pair-share your response, then 2–3 students share with the class.</w:t>
+            </w:r>
+          </w:p>
+        </w:tc>
+      </w:tr>
+      <w:tr>
+        <w:tc>
+          <w:tcPr>
+            <w:tcW w:type="dxa" w:w="1800"/>
+            <w:tcBorders>
+              <w:top w:val="single" w:color="CCCCCC" w:sz="1"/>
+              <w:left w:val="single" w:color="CCCCCC" w:sz="1"/>
+              <w:bottom w:val="single" w:color="CCCCCC" w:sz="1"/>
+              <w:right w:val="single" w:color="CCCCCC" w:sz="1"/>
+            </w:tcBorders>
+            <w:tcMar>
+              <w:top w:type="dxa" w:w="80"/>
+              <w:left w:type="dxa" w:w="120"/>
+              <w:bottom w:type="dxa" w:w="80"/>
+              <w:right w:type="dxa" w:w="120"/>
+            </w:tcMar>
+          </w:tcPr>
+          <w:p>
+            <w:r>
+              <w:rPr>
+                <w:rFonts w:ascii="Arial" w:cs="Arial" w:eastAsia="Arial" w:hAnsi="Arial"/>
+                <w:b/>
+                <w:bCs/>
+                <w:sz w:val="20"/>
+                <w:szCs w:val="20"/>
+              </w:rPr>
+              <w:t xml:space="preserve">15 min</w:t>
+            </w:r>
+          </w:p>
+        </w:tc>
+        <w:tc>
+          <w:tcPr>
+            <w:tcW w:type="dxa" w:w="7560"/>
+            <w:tcBorders>
+              <w:top w:val="single" w:color="CCCCCC" w:sz="1"/>
+              <w:left w:val="single" w:color="CCCCCC" w:sz="1"/>
+              <w:bottom w:val="single" w:color="CCCCCC" w:sz="1"/>
+              <w:right w:val="single" w:color="CCCCCC" w:sz="1"/>
+            </w:tcBorders>
+            <w:tcMar>
+              <w:top w:type="dxa" w:w="80"/>
+              <w:left w:type="dxa" w:w="120"/>
+              <w:bottom w:type="dxa" w:w="80"/>
+              <w:right w:type="dxa" w:w="120"/>
+            </w:tcMar>
+          </w:tcPr>
+          <w:p>
+            <w:pPr>
+              <w:spacing w:after="80" w:before="80"/>
+            </w:pPr>
+            <w:r>
+              <w:rPr>
+                <w:rFonts w:ascii="Arial" w:cs="Arial" w:eastAsia="Arial" w:hAnsi="Arial"/>
+                <w:b/>
+                <w:bCs/>
+                <w:i w:val="false"/>
+                <w:iCs w:val="false"/>
+                <w:color w:val="000000"/>
+                <w:sz w:val="22"/>
+                <w:szCs w:val="22"/>
+              </w:rPr>
+              <w:t xml:space="preserve">Mini Lesson: </w:t>
+            </w:r>
+            <w:r>
+              <w:rPr>
+                <w:rFonts w:ascii="Arial" w:cs="Arial" w:eastAsia="Arial" w:hAnsi="Arial"/>
+                <w:b w:val="false"/>
+                <w:bCs w:val="false"/>
+                <w:i w:val="false"/>
+                <w:iCs w:val="false"/>
+                <w:color w:val="000000"/>
+                <w:sz w:val="22"/>
+                <w:szCs w:val="22"/>
+              </w:rPr>
+              <w:t xml:space="preserve">Project Day — Student Grade Book</w:t>
+            </w:r>
+            <w:r>
+              <w:rPr>
+                <w:rFonts w:ascii="Arial" w:cs="Arial" w:eastAsia="Arial" w:hAnsi="Arial"/>
+                <w:sz w:val="20"/>
+                <w:szCs w:val="20"/>
+              </w:rPr>
+              <w:br/>
+              <w:t xml:space="preserve"/>
+            </w:r>
+            <w:r>
+              <w:rPr>
+                <w:rFonts w:ascii="Arial" w:cs="Arial" w:eastAsia="Arial" w:hAnsi="Arial"/>
+                <w:sz w:val="20"/>
+                <w:szCs w:val="20"/>
+              </w:rPr>
+              <w:br/>
+              <w:t xml:space="preserve"/>
+            </w:r>
+            <w:r>
+              <w:rPr>
+                <w:rFonts w:ascii="Arial" w:cs="Arial" w:eastAsia="Arial" w:hAnsi="Arial"/>
+                <w:b/>
+                <w:bCs/>
+                <w:i/>
+                <w:iCs/>
+                <w:color w:val="000000"/>
+                <w:sz w:val="20"/>
+                <w:szCs w:val="20"/>
+              </w:rPr>
+              <w:t xml:space="preserve">Learning Target: </w:t>
+            </w:r>
+            <w:r>
+              <w:rPr>
+                <w:rFonts w:ascii="Arial" w:cs="Arial" w:eastAsia="Arial" w:hAnsi="Arial"/>
+                <w:b w:val="false"/>
+                <w:bCs w:val="false"/>
+                <w:i/>
+                <w:iCs/>
+                <w:color w:val="333333"/>
+                <w:sz w:val="20"/>
+                <w:szCs w:val="20"/>
+              </w:rPr>
+              <w:t xml:space="preserve">I can design and build a complete program using lists, dictionaries, and tuples.</w:t>
+            </w:r>
+            <w:r>
+              <w:rPr>
+                <w:rFonts w:ascii="Arial" w:cs="Arial" w:eastAsia="Arial" w:hAnsi="Arial"/>
+                <w:sz w:val="20"/>
+                <w:szCs w:val="20"/>
+              </w:rPr>
+              <w:br/>
+              <w:t xml:space="preserve"/>
+            </w:r>
+            <w:r>
+              <w:rPr>
+                <w:rFonts w:ascii="Arial" w:cs="Arial" w:eastAsia="Arial" w:hAnsi="Arial"/>
+                <w:sz w:val="20"/>
+                <w:szCs w:val="20"/>
+              </w:rPr>
+              <w:br/>
+              <w:t xml:space="preserve"/>
+            </w:r>
+            <w:r>
+              <w:rPr>
+                <w:rFonts w:ascii="Arial" w:cs="Arial" w:eastAsia="Arial" w:hAnsi="Arial"/>
+                <w:b w:val="false"/>
+                <w:bCs w:val="false"/>
+                <w:i w:val="false"/>
+                <w:iCs w:val="false"/>
+                <w:color w:val="000000"/>
+                <w:sz w:val="20"/>
+                <w:szCs w:val="20"/>
+              </w:rPr>
+              <w:t xml:space="preserve">Build an interactive student gradebook that:</w:t>
+            </w:r>
+            <w:r>
+              <w:rPr>
+                <w:rFonts w:ascii="Arial" w:cs="Arial" w:eastAsia="Arial" w:hAnsi="Arial"/>
+                <w:sz w:val="20"/>
+                <w:szCs w:val="20"/>
+              </w:rPr>
+              <w:br/>
+              <w:t xml:space="preserve"/>
+            </w:r>
+            <w:r>
+              <w:rPr>
+                <w:rFonts w:ascii="Arial" w:cs="Arial" w:eastAsia="Arial" w:hAnsi="Arial"/>
+                <w:b w:val="false"/>
+                <w:bCs w:val="false"/>
+                <w:i w:val="false"/>
+                <w:iCs w:val="false"/>
+                <w:color w:val="000000"/>
+                <w:sz w:val="20"/>
+                <w:szCs w:val="20"/>
+              </w:rPr>
+              <w:t xml:space="preserve">1. Stores student information (name, grade, GPA)</w:t>
+            </w:r>
+            <w:r>
+              <w:rPr>
+                <w:rFonts w:ascii="Arial" w:cs="Arial" w:eastAsia="Arial" w:hAnsi="Arial"/>
+                <w:sz w:val="20"/>
+                <w:szCs w:val="20"/>
+              </w:rPr>
+              <w:br/>
+              <w:t xml:space="preserve"/>
+            </w:r>
+            <w:r>
+              <w:rPr>
+                <w:rFonts w:ascii="Arial" w:cs="Arial" w:eastAsia="Arial" w:hAnsi="Arial"/>
+                <w:sz w:val="20"/>
+                <w:szCs w:val="20"/>
+              </w:rPr>
+              <w:br/>
+              <w:t xml:space="preserve"/>
+            </w:r>
+            <w:r>
+              <w:rPr>
+                <w:rFonts w:ascii="Arial" w:cs="Arial" w:eastAsia="Arial" w:hAnsi="Arial"/>
+                <w:b/>
+                <w:bCs/>
+                <w:i w:val="false"/>
+                <w:iCs w:val="false"/>
+                <w:color w:val="000000"/>
+                <w:sz w:val="20"/>
+                <w:szCs w:val="20"/>
+              </w:rPr>
+              <w:t xml:space="preserve">Key Concepts:</w:t>
+            </w:r>
+            <w:r>
+              <w:rPr>
+                <w:rFonts w:ascii="Arial" w:cs="Arial" w:eastAsia="Arial" w:hAnsi="Arial"/>
+                <w:sz w:val="20"/>
+                <w:szCs w:val="20"/>
+              </w:rPr>
+              <w:br/>
+              <w:t xml:space="preserve"/>
+            </w:r>
+            <w:r>
+              <w:rPr>
+                <w:rFonts w:ascii="Arial" w:cs="Arial" w:eastAsia="Arial" w:hAnsi="Arial"/>
+                <w:b w:val="false"/>
+                <w:bCs w:val="false"/>
+                <w:i w:val="false"/>
+                <w:iCs w:val="false"/>
+                <w:color w:val="000000"/>
+                <w:sz w:val="20"/>
+                <w:szCs w:val="20"/>
+              </w:rPr>
+              <w:t xml:space="preserve">    • Stores student information (name, grade, GPA)</w:t>
+            </w:r>
+            <w:r>
+              <w:rPr>
+                <w:rFonts w:ascii="Arial" w:cs="Arial" w:eastAsia="Arial" w:hAnsi="Arial"/>
+                <w:sz w:val="20"/>
+                <w:szCs w:val="20"/>
+              </w:rPr>
+              <w:br/>
+              <w:t xml:space="preserve"/>
+            </w:r>
+            <w:r>
+              <w:rPr>
+                <w:rFonts w:ascii="Arial" w:cs="Arial" w:eastAsia="Arial" w:hAnsi="Arial"/>
+                <w:b w:val="false"/>
+                <w:bCs w:val="false"/>
+                <w:i w:val="false"/>
+                <w:iCs w:val="false"/>
+                <w:color w:val="000000"/>
+                <w:sz w:val="20"/>
+                <w:szCs w:val="20"/>
+              </w:rPr>
+              <w:t xml:space="preserve">    • Adds new students</w:t>
+            </w:r>
+            <w:r>
+              <w:rPr>
+                <w:rFonts w:ascii="Arial" w:cs="Arial" w:eastAsia="Arial" w:hAnsi="Arial"/>
+                <w:sz w:val="20"/>
+                <w:szCs w:val="20"/>
+              </w:rPr>
+              <w:br/>
+              <w:t xml:space="preserve"/>
+            </w:r>
+            <w:r>
+              <w:rPr>
+                <w:rFonts w:ascii="Arial" w:cs="Arial" w:eastAsia="Arial" w:hAnsi="Arial"/>
+                <w:b w:val="false"/>
+                <w:bCs w:val="false"/>
+                <w:i w:val="false"/>
+                <w:iCs w:val="false"/>
+                <w:color w:val="000000"/>
+                <w:sz w:val="20"/>
+                <w:szCs w:val="20"/>
+              </w:rPr>
+              <w:t xml:space="preserve">    • Updates grades</w:t>
+            </w:r>
+            <w:r>
+              <w:rPr>
+                <w:rFonts w:ascii="Arial" w:cs="Arial" w:eastAsia="Arial" w:hAnsi="Arial"/>
+                <w:sz w:val="20"/>
+                <w:szCs w:val="20"/>
+              </w:rPr>
+              <w:br/>
+              <w:t xml:space="preserve"/>
+            </w:r>
+            <w:r>
+              <w:rPr>
+                <w:rFonts w:ascii="Arial" w:cs="Arial" w:eastAsia="Arial" w:hAnsi="Arial"/>
+                <w:b w:val="false"/>
+                <w:bCs w:val="false"/>
+                <w:i w:val="false"/>
+                <w:iCs w:val="false"/>
+                <w:color w:val="000000"/>
+                <w:sz w:val="20"/>
+                <w:szCs w:val="20"/>
+              </w:rPr>
+              <w:t xml:space="preserve">    • Calculates class statistics</w:t>
+            </w:r>
+            <w:r>
+              <w:rPr>
+                <w:rFonts w:ascii="Arial" w:cs="Arial" w:eastAsia="Arial" w:hAnsi="Arial"/>
+                <w:sz w:val="20"/>
+                <w:szCs w:val="20"/>
+              </w:rPr>
+              <w:br/>
+              <w:t xml:space="preserve"/>
+            </w:r>
+            <w:r>
+              <w:rPr>
+                <w:rFonts w:ascii="Arial" w:cs="Arial" w:eastAsia="Arial" w:hAnsi="Arial"/>
+                <w:b w:val="false"/>
+                <w:bCs w:val="false"/>
+                <w:i w:val="false"/>
+                <w:iCs w:val="false"/>
+                <w:color w:val="000000"/>
+                <w:sz w:val="20"/>
+                <w:szCs w:val="20"/>
+              </w:rPr>
+              <w:t xml:space="preserve">    • Displays reports</w:t>
+            </w:r>
+            <w:r>
+              <w:rPr>
+                <w:rFonts w:ascii="Arial" w:cs="Arial" w:eastAsia="Arial" w:hAnsi="Arial"/>
+                <w:sz w:val="20"/>
+                <w:szCs w:val="20"/>
+              </w:rPr>
+              <w:br/>
+              <w:t xml:space="preserve"/>
+            </w:r>
+            <w:r>
+              <w:rPr>
+                <w:rFonts w:ascii="Arial" w:cs="Arial" w:eastAsia="Arial" w:hAnsi="Arial"/>
+                <w:sz w:val="20"/>
+                <w:szCs w:val="20"/>
+              </w:rPr>
+              <w:br/>
+              <w:t xml:space="preserve"/>
+            </w:r>
+            <w:r>
+              <w:rPr>
+                <w:rFonts w:ascii="Arial" w:cs="Arial" w:eastAsia="Arial" w:hAnsi="Arial"/>
+                <w:b/>
+                <w:bCs/>
+                <w:i/>
+                <w:iCs/>
+                <w:color w:val="555555"/>
+                <w:sz w:val="20"/>
+                <w:szCs w:val="20"/>
+              </w:rPr>
+              <w:t xml:space="preserve">→ Live Demo — </w:t>
+            </w:r>
+            <w:r>
+              <w:rPr>
+                <w:rFonts w:ascii="Arial" w:cs="Arial" w:eastAsia="Arial" w:hAnsi="Arial"/>
+                <w:b w:val="false"/>
+                <w:bCs w:val="false"/>
+                <w:i/>
+                <w:iCs/>
+                <w:color w:val="555555"/>
+                <w:sz w:val="20"/>
+                <w:szCs w:val="20"/>
+              </w:rPr>
+              <w:t xml:space="preserve">type examples as students follow along in their own editor.</w:t>
+            </w:r>
+            <w:r>
+              <w:rPr>
+                <w:rFonts w:ascii="Arial" w:cs="Arial" w:eastAsia="Arial" w:hAnsi="Arial"/>
+                <w:sz w:val="20"/>
+                <w:szCs w:val="20"/>
+              </w:rPr>
+              <w:br/>
+              <w:t xml:space="preserve"/>
+            </w:r>
+            <w:r>
+              <w:rPr>
+                <w:rFonts w:ascii="Arial" w:cs="Arial" w:eastAsia="Arial" w:hAnsi="Arial"/>
+                <w:b/>
+                <w:bCs/>
+                <w:i/>
+                <w:iCs/>
+                <w:color w:val="555555"/>
+                <w:sz w:val="20"/>
+                <w:szCs w:val="20"/>
+              </w:rPr>
+              <w:t xml:space="preserve">→ Check for Understanding: </w:t>
+            </w:r>
+            <w:r>
+              <w:rPr>
+                <w:rFonts w:ascii="Arial" w:cs="Arial" w:eastAsia="Arial" w:hAnsi="Arial"/>
+                <w:b w:val="false"/>
+                <w:bCs w:val="false"/>
+                <w:i/>
+                <w:iCs/>
+                <w:color w:val="555555"/>
+                <w:sz w:val="20"/>
+                <w:szCs w:val="20"/>
+              </w:rPr>
+              <w:t xml:space="preserve">pause and cold-call: “Can someone explain what we just did in their own words?”</w:t>
+            </w:r>
+          </w:p>
+        </w:tc>
+      </w:tr>
+      <w:tr>
+        <w:tc>
+          <w:tcPr>
+            <w:tcW w:type="dxa" w:w="1800"/>
+            <w:tcBorders>
+              <w:top w:val="single" w:color="CCCCCC" w:sz="1"/>
+              <w:left w:val="single" w:color="CCCCCC" w:sz="1"/>
+              <w:bottom w:val="single" w:color="CCCCCC" w:sz="1"/>
+              <w:right w:val="single" w:color="CCCCCC" w:sz="1"/>
+            </w:tcBorders>
+            <w:tcMar>
+              <w:top w:type="dxa" w:w="80"/>
+              <w:left w:type="dxa" w:w="120"/>
+              <w:bottom w:type="dxa" w:w="80"/>
+              <w:right w:type="dxa" w:w="120"/>
+            </w:tcMar>
+          </w:tcPr>
+          <w:p>
+            <w:r>
+              <w:rPr>
+                <w:rFonts w:ascii="Arial" w:cs="Arial" w:eastAsia="Arial" w:hAnsi="Arial"/>
+                <w:b/>
+                <w:bCs/>
+                <w:sz w:val="20"/>
+                <w:szCs w:val="20"/>
+              </w:rPr>
+              <w:t xml:space="preserve">15 min</w:t>
+            </w:r>
+          </w:p>
+        </w:tc>
+        <w:tc>
+          <w:tcPr>
+            <w:tcW w:type="dxa" w:w="7560"/>
+            <w:tcBorders>
+              <w:top w:val="single" w:color="CCCCCC" w:sz="1"/>
+              <w:left w:val="single" w:color="CCCCCC" w:sz="1"/>
+              <w:bottom w:val="single" w:color="CCCCCC" w:sz="1"/>
+              <w:right w:val="single" w:color="CCCCCC" w:sz="1"/>
+            </w:tcBorders>
+            <w:tcMar>
+              <w:top w:type="dxa" w:w="80"/>
+              <w:left w:type="dxa" w:w="120"/>
+              <w:bottom w:type="dxa" w:w="80"/>
+              <w:right w:type="dxa" w:w="120"/>
+            </w:tcMar>
+          </w:tcPr>
+          <w:p>
+            <w:pPr>
+              <w:spacing w:after="80" w:before="80"/>
+            </w:pPr>
+            <w:r>
+              <w:rPr>
+                <w:rFonts w:ascii="Arial" w:cs="Arial" w:eastAsia="Arial" w:hAnsi="Arial"/>
+                <w:b/>
+                <w:bCs/>
+                <w:i w:val="false"/>
+                <w:iCs w:val="false"/>
+                <w:color w:val="000000"/>
+                <w:sz w:val="22"/>
+                <w:szCs w:val="22"/>
+              </w:rPr>
+              <w:t xml:space="preserve">Guided Practice</w:t>
+            </w:r>
+            <w:r>
+              <w:rPr>
+                <w:rFonts w:ascii="Arial" w:cs="Arial" w:eastAsia="Arial" w:hAnsi="Arial"/>
+                <w:sz w:val="20"/>
+                <w:szCs w:val="20"/>
+              </w:rPr>
+              <w:br/>
+              <w:t xml:space="preserve"/>
+            </w:r>
+            <w:r>
+              <w:rPr>
+                <w:rFonts w:ascii="Arial" w:cs="Arial" w:eastAsia="Arial" w:hAnsi="Arial"/>
+                <w:sz w:val="20"/>
+                <w:szCs w:val="20"/>
+              </w:rPr>
+              <w:br/>
+              <w:t xml:space="preserve"/>
+            </w:r>
+            <w:r>
+              <w:rPr>
+                <w:rFonts w:ascii="Arial" w:cs="Arial" w:eastAsia="Arial" w:hAnsi="Arial"/>
+                <w:b w:val="false"/>
+                <w:bCs w:val="false"/>
+                <w:i w:val="false"/>
+                <w:iCs w:val="false"/>
+                <w:color w:val="000000"/>
+                <w:sz w:val="20"/>
+                <w:szCs w:val="20"/>
+              </w:rPr>
+              <w:t xml:space="preserve">- Use a list of dictionaries to store student data (or a dictionary of tuples)
+- User menu with options: Add, Update, View All, Calculate Average, Exit
+- Display students sorted by grade or name
+- Calculate class average GPA
+- Use appropriate data structures for each piece of inf</w:t>
+            </w:r>
+            <w:r>
+              <w:rPr>
+                <w:rFonts w:ascii="Arial" w:cs="Arial" w:eastAsia="Arial" w:hAnsi="Arial"/>
+                <w:sz w:val="20"/>
+                <w:szCs w:val="20"/>
+              </w:rPr>
+              <w:br/>
+              <w:t xml:space="preserve"/>
+            </w:r>
+            <w:r>
+              <w:rPr>
+                <w:rFonts w:ascii="Arial" w:cs="Arial" w:eastAsia="Arial" w:hAnsi="Arial"/>
+                <w:sz w:val="20"/>
+                <w:szCs w:val="20"/>
+              </w:rPr>
+              <w:br/>
+              <w:t xml:space="preserve"/>
+            </w:r>
+            <w:r>
+              <w:rPr>
+                <w:rFonts w:ascii="Arial" w:cs="Arial" w:eastAsia="Arial" w:hAnsi="Arial"/>
+                <w:b w:val="false"/>
+                <w:bCs w:val="false"/>
+                <w:i/>
+                <w:iCs/>
+                <w:color w:val="555555"/>
+                <w:sz w:val="20"/>
+                <w:szCs w:val="20"/>
+              </w:rPr>
+              <w:t xml:space="preserve">→ Teacher models — students try alongside, then compare results.</w:t>
+            </w:r>
+          </w:p>
+        </w:tc>
+      </w:tr>
+      <w:tr>
+        <w:tc>
+          <w:tcPr>
+            <w:tcW w:type="dxa" w:w="1800"/>
+            <w:tcBorders>
+              <w:top w:val="single" w:color="CCCCCC" w:sz="1"/>
+              <w:left w:val="single" w:color="CCCCCC" w:sz="1"/>
+              <w:bottom w:val="single" w:color="CCCCCC" w:sz="1"/>
+              <w:right w:val="single" w:color="CCCCCC" w:sz="1"/>
+            </w:tcBorders>
+            <w:tcMar>
+              <w:top w:type="dxa" w:w="80"/>
+              <w:left w:type="dxa" w:w="120"/>
+              <w:bottom w:type="dxa" w:w="80"/>
+              <w:right w:type="dxa" w:w="120"/>
+            </w:tcMar>
+          </w:tcPr>
+          <w:p>
+            <w:r>
+              <w:rPr>
+                <w:rFonts w:ascii="Arial" w:cs="Arial" w:eastAsia="Arial" w:hAnsi="Arial"/>
+                <w:b/>
+                <w:bCs/>
+                <w:sz w:val="20"/>
+                <w:szCs w:val="20"/>
+              </w:rPr>
+              <w:t xml:space="preserve">15–20 min</w:t>
+            </w:r>
+          </w:p>
+        </w:tc>
+        <w:tc>
+          <w:tcPr>
+            <w:tcW w:type="dxa" w:w="7560"/>
+            <w:tcBorders>
+              <w:top w:val="single" w:color="CCCCCC" w:sz="1"/>
+              <w:left w:val="single" w:color="CCCCCC" w:sz="1"/>
+              <w:bottom w:val="single" w:color="CCCCCC" w:sz="1"/>
+              <w:right w:val="single" w:color="CCCCCC" w:sz="1"/>
+            </w:tcBorders>
+            <w:tcMar>
+              <w:top w:type="dxa" w:w="80"/>
+              <w:left w:type="dxa" w:w="120"/>
+              <w:bottom w:type="dxa" w:w="80"/>
+              <w:right w:type="dxa" w:w="120"/>
+            </w:tcMar>
+          </w:tcPr>
+          <w:p>
+            <w:pPr>
+              <w:spacing w:after="80" w:before="80"/>
+            </w:pPr>
+            <w:r>
+              <w:rPr>
+                <w:rFonts w:ascii="Arial" w:cs="Arial" w:eastAsia="Arial" w:hAnsi="Arial"/>
+                <w:b/>
+                <w:bCs/>
+                <w:i w:val="false"/>
+                <w:iCs w:val="false"/>
+                <w:color w:val="000000"/>
+                <w:sz w:val="22"/>
+                <w:szCs w:val="22"/>
+              </w:rPr>
+              <w:t xml:space="preserve">Independent Practice / Code Along</w:t>
+            </w:r>
+            <w:r>
+              <w:rPr>
+                <w:rFonts w:ascii="Arial" w:cs="Arial" w:eastAsia="Arial" w:hAnsi="Arial"/>
+                <w:sz w:val="20"/>
+                <w:szCs w:val="20"/>
+              </w:rPr>
+              <w:br/>
+              <w:t xml:space="preserve"/>
+            </w:r>
+            <w:r>
+              <w:rPr>
+                <w:rFonts w:ascii="Arial" w:cs="Arial" w:eastAsia="Arial" w:hAnsi="Arial"/>
+                <w:b w:val="false"/>
+                <w:bCs w:val="false"/>
+                <w:i w:val="false"/>
+                <w:iCs w:val="false"/>
+                <w:color w:val="000000"/>
+                <w:sz w:val="20"/>
+                <w:szCs w:val="20"/>
+              </w:rPr>
+              <w:t xml:space="preserve">    Students work independently on their projects, following the checklist.</w:t>
+            </w:r>
+            <w:r>
+              <w:rPr>
+                <w:rFonts w:ascii="Arial" w:cs="Arial" w:eastAsia="Arial" w:hAnsi="Arial"/>
+                <w:sz w:val="20"/>
+                <w:szCs w:val="20"/>
+              </w:rPr>
+              <w:br/>
+              <w:t xml:space="preserve"/>
+            </w:r>
+            <w:r>
+              <w:rPr>
+                <w:rFonts w:ascii="Arial" w:cs="Arial" w:eastAsia="Arial" w:hAnsi="Arial"/>
+                <w:b w:val="false"/>
+                <w:bCs w:val="false"/>
+                <w:i w:val="false"/>
+                <w:iCs w:val="false"/>
+                <w:color w:val="000000"/>
+                <w:sz w:val="20"/>
+                <w:szCs w:val="20"/>
+              </w:rPr>
+              <w:t xml:space="preserve">    Check in with each student to review progress and unblock issues.</w:t>
+            </w:r>
+            <w:r>
+              <w:rPr>
+                <w:rFonts w:ascii="Arial" w:cs="Arial" w:eastAsia="Arial" w:hAnsi="Arial"/>
+                <w:sz w:val="20"/>
+                <w:szCs w:val="20"/>
+              </w:rPr>
+              <w:br/>
+              <w:t xml:space="preserve"/>
+            </w:r>
+            <w:r>
+              <w:rPr>
+                <w:rFonts w:ascii="Arial" w:cs="Arial" w:eastAsia="Arial" w:hAnsi="Arial"/>
+                <w:sz w:val="20"/>
+                <w:szCs w:val="20"/>
+              </w:rPr>
+              <w:br/>
+              <w:t xml:space="preserve"/>
+            </w:r>
+            <w:r>
+              <w:rPr>
+                <w:rFonts w:ascii="Arial" w:cs="Arial" w:eastAsia="Arial" w:hAnsi="Arial"/>
+                <w:b w:val="false"/>
+                <w:bCs w:val="false"/>
+                <w:i/>
+                <w:iCs/>
+                <w:color w:val="555555"/>
+                <w:sz w:val="20"/>
+                <w:szCs w:val="20"/>
+              </w:rPr>
+              <w:t xml:space="preserve">→ Teacher circulates — offer hints, check for understanding.</w:t>
+            </w:r>
+          </w:p>
+        </w:tc>
+      </w:tr>
+      <w:tr>
+        <w:tc>
+          <w:tcPr>
+            <w:tcW w:type="dxa" w:w="1800"/>
+            <w:tcBorders>
+              <w:top w:val="single" w:color="CCCCCC" w:sz="1"/>
+              <w:left w:val="single" w:color="CCCCCC" w:sz="1"/>
+              <w:bottom w:val="single" w:color="CCCCCC" w:sz="1"/>
+              <w:right w:val="single" w:color="CCCCCC" w:sz="1"/>
+            </w:tcBorders>
+            <w:tcMar>
+              <w:top w:type="dxa" w:w="80"/>
+              <w:left w:type="dxa" w:w="120"/>
+              <w:bottom w:type="dxa" w:w="80"/>
+              <w:right w:type="dxa" w:w="120"/>
+            </w:tcMar>
+          </w:tcPr>
+          <w:p>
+            <w:r>
+              <w:rPr>
+                <w:rFonts w:ascii="Arial" w:cs="Arial" w:eastAsia="Arial" w:hAnsi="Arial"/>
+                <w:b/>
+                <w:bCs/>
+                <w:sz w:val="20"/>
+                <w:szCs w:val="20"/>
+              </w:rPr>
+              <w:t xml:space="preserve">5 min</w:t>
+            </w:r>
+          </w:p>
+        </w:tc>
+        <w:tc>
+          <w:tcPr>
+            <w:tcW w:type="dxa" w:w="7560"/>
+            <w:tcBorders>
+              <w:top w:val="single" w:color="CCCCCC" w:sz="1"/>
+              <w:left w:val="single" w:color="CCCCCC" w:sz="1"/>
+              <w:bottom w:val="single" w:color="CCCCCC" w:sz="1"/>
+              <w:right w:val="single" w:color="CCCCCC" w:sz="1"/>
+            </w:tcBorders>
+            <w:tcMar>
+              <w:top w:type="dxa" w:w="80"/>
+              <w:left w:type="dxa" w:w="120"/>
+              <w:bottom w:type="dxa" w:w="80"/>
+              <w:right w:type="dxa" w:w="120"/>
+            </w:tcMar>
+          </w:tcPr>
+          <w:p>
+            <w:pPr>
+              <w:spacing w:after="80" w:before="80"/>
+            </w:pPr>
+            <w:r>
+              <w:rPr>
+                <w:rFonts w:ascii="Arial" w:cs="Arial" w:eastAsia="Arial" w:hAnsi="Arial"/>
+                <w:b/>
+                <w:bCs/>
+                <w:i w:val="false"/>
+                <w:iCs w:val="false"/>
+                <w:color w:val="000000"/>
+                <w:sz w:val="22"/>
+                <w:szCs w:val="22"/>
+              </w:rPr>
+              <w:t xml:space="preserve">Exit Ticket / Wrap-Up</w:t>
+            </w:r>
+            <w:r>
+              <w:rPr>
+                <w:rFonts w:ascii="Arial" w:cs="Arial" w:eastAsia="Arial" w:hAnsi="Arial"/>
+                <w:sz w:val="20"/>
+                <w:szCs w:val="20"/>
+              </w:rPr>
+              <w:br/>
+              <w:t xml:space="preserve"/>
+            </w:r>
+            <w:r>
+              <w:rPr>
+                <w:rFonts w:ascii="Arial" w:cs="Arial" w:eastAsia="Arial" w:hAnsi="Arial"/>
+                <w:sz w:val="20"/>
+                <w:szCs w:val="20"/>
+              </w:rPr>
+              <w:br/>
+              <w:t xml:space="preserve"/>
+            </w:r>
+            <w:r>
+              <w:rPr>
+                <w:rFonts w:ascii="Arial" w:cs="Arial" w:eastAsia="Arial" w:hAnsi="Arial"/>
+                <w:b w:val="false"/>
+                <w:bCs w:val="false"/>
+                <w:i w:val="false"/>
+                <w:iCs w:val="false"/>
+                <w:color w:val="000000"/>
+                <w:sz w:val="20"/>
+                <w:szCs w:val="20"/>
+              </w:rPr>
+              <w:t xml:space="preserve">What are the 2-3 most important steps when you design and build a complete program using lists, dictionaries, and tuples? What could go wrong if you skip one?</w:t>
+            </w:r>
+            <w:r>
+              <w:rPr>
+                <w:rFonts w:ascii="Arial" w:cs="Arial" w:eastAsia="Arial" w:hAnsi="Arial"/>
+                <w:sz w:val="20"/>
+                <w:szCs w:val="20"/>
+              </w:rPr>
+              <w:br/>
+              <w:t xml:space="preserve"/>
+            </w:r>
+            <w:r>
+              <w:rPr>
+                <w:rFonts w:ascii="Arial" w:cs="Arial" w:eastAsia="Arial" w:hAnsi="Arial"/>
+                <w:sz w:val="20"/>
+                <w:szCs w:val="20"/>
+              </w:rPr>
+              <w:br/>
+              <w:t xml:space="preserve"/>
+            </w:r>
+            <w:r>
+              <w:rPr>
+                <w:rFonts w:ascii="Arial" w:cs="Arial" w:eastAsia="Arial" w:hAnsi="Arial"/>
+                <w:b w:val="false"/>
+                <w:bCs w:val="false"/>
+                <w:i/>
+                <w:iCs/>
+                <w:color w:val="555555"/>
+                <w:sz w:val="20"/>
+                <w:szCs w:val="20"/>
+              </w:rPr>
+              <w:t xml:space="preserve">→ 3–2–1: Name 3 things learned, 2 new vocab words, 1 question you still have.</w:t>
+            </w:r>
+          </w:p>
+        </w:tc>
+      </w:tr>
+    </w:tbl>
+    <w:p>
+      <w:pPr>
+        <w:spacing w:after="200"/>
+      </w:pPr>
+    </w:p>
+    <w:p>
+      <w:pPr>
+        <w:pBdr>
+          <w:bottom w:val="single" w:color="1B7A4A" w:sz="4" w:space="4"/>
+        </w:pBdr>
+        <w:spacing w:after="100" w:before="120"/>
       </w:pPr>
       <w:r>
         <w:rPr>
-          <w:rFonts w:ascii="Times New Roman" w:cs="Times New Roman" w:eastAsia="Times New Roman" w:hAnsi="Times New Roman"/>
+          <w:rFonts w:ascii="Arial" w:cs="Arial" w:eastAsia="Arial" w:hAnsi="Arial"/>
           <w:b/>
           <w:bCs/>
+          <w:color w:val="1B7A4A"/>
           <w:sz w:val="24"/>
           <w:szCs w:val="24"/>
-          <w:u w:val="single"/>
         </w:rPr>
-        <w:t xml:space="preserve">Mini Lesson (15 min)</w:t>
-      </w:r>
-    </w:p>
-    <w:p>
-      <w:pPr>
-        <w:spacing w:after="40" w:before="80"/>
-      </w:pPr>
-    </w:p>
-    <w:p>
-      <w:pPr>
-        <w:spacing w:after="20"/>
-        <w:ind w:left="540"/>
+        <w:t xml:space="preserve">Key Concepts</w:t>
+      </w:r>
+    </w:p>
+    <w:p>
+      <w:pPr>
+        <w:spacing w:after="60"/>
       </w:pPr>
       <w:r>
         <w:rPr>
-          <w:rFonts w:ascii="Courier New" w:cs="Courier New" w:eastAsia="Courier New" w:hAnsi="Courier New"/>
+          <w:rFonts w:ascii="Arial" w:cs="Arial" w:eastAsia="Arial" w:hAnsi="Arial"/>
           <w:sz w:val="20"/>
           <w:szCs w:val="20"/>
         </w:rPr>
-        <w:t xml:space="preserve"># Student Grade Book Project</w:t>
-      </w:r>
-    </w:p>
-    <w:p>
-      <w:pPr>
-        <w:spacing w:after="20"/>
-        <w:ind w:left="540"/>
+        <w:t xml:space="preserve">Build an interactive student gradebook that:</w:t>
+      </w:r>
+    </w:p>
+    <w:p>
+      <w:pPr>
+        <w:spacing w:after="60"/>
       </w:pPr>
       <w:r>
         <w:rPr>
-          <w:rFonts w:ascii="Courier New" w:cs="Courier New" w:eastAsia="Courier New" w:hAnsi="Courier New"/>
+          <w:rFonts w:ascii="Arial" w:cs="Arial" w:eastAsia="Arial" w:hAnsi="Arial"/>
           <w:sz w:val="20"/>
           <w:szCs w:val="20"/>
         </w:rPr>
-        <w:t xml:space="preserve"> </w:t>
-      </w:r>
-    </w:p>
-    <w:p>
-      <w:pPr>
-        <w:spacing w:after="20"/>
-        <w:ind w:left="540"/>
+        <w:t xml:space="preserve">1. Stores student information (name, grade, GPA)</w:t>
+      </w:r>
+    </w:p>
+    <w:p>
+      <w:pPr>
+        <w:spacing w:after="60"/>
       </w:pPr>
       <w:r>
         <w:rPr>
-          <w:rFonts w:ascii="Courier New" w:cs="Courier New" w:eastAsia="Courier New" w:hAnsi="Courier New"/>
+          <w:rFonts w:ascii="Arial" w:cs="Arial" w:eastAsia="Arial" w:hAnsi="Arial"/>
           <w:sz w:val="20"/>
           <w:szCs w:val="20"/>
         </w:rPr>
-        <w:t xml:space="preserve"># Data structure: list of dictionaries</w:t>
-      </w:r>
-    </w:p>
-    <w:p>
-      <w:pPr>
-        <w:spacing w:after="20"/>
-        <w:ind w:left="540"/>
+        <w:t xml:space="preserve">2. Adds new students</w:t>
+      </w:r>
+    </w:p>
+    <w:p>
+      <w:pPr>
+        <w:spacing w:after="60"/>
       </w:pPr>
       <w:r>
         <w:rPr>
-          <w:rFonts w:ascii="Courier New" w:cs="Courier New" w:eastAsia="Courier New" w:hAnsi="Courier New"/>
+          <w:rFonts w:ascii="Arial" w:cs="Arial" w:eastAsia="Arial" w:hAnsi="Arial"/>
           <w:sz w:val="20"/>
           <w:szCs w:val="20"/>
         </w:rPr>
-        <w:t xml:space="preserve">students = [</w:t>
-      </w:r>
-    </w:p>
-    <w:p>
-      <w:pPr>
-        <w:spacing w:after="20"/>
-        <w:ind w:left="540"/>
+        <w:t xml:space="preserve">3. Updates grades</w:t>
+      </w:r>
+    </w:p>
+    <w:p>
+      <w:pPr>
+        <w:spacing w:after="60"/>
       </w:pPr>
       <w:r>
         <w:rPr>
-          <w:rFonts w:ascii="Courier New" w:cs="Courier New" w:eastAsia="Courier New" w:hAnsi="Courier New"/>
+          <w:rFonts w:ascii="Arial" w:cs="Arial" w:eastAsia="Arial" w:hAnsi="Arial"/>
           <w:sz w:val="20"/>
           <w:szCs w:val="20"/>
         </w:rPr>
-        <w:t xml:space="preserve">    {"name": "Alice", "grade": 95, "gpa": 3.9},</w:t>
-      </w:r>
-    </w:p>
-    <w:p>
-      <w:pPr>
-        <w:spacing w:after="20"/>
-        <w:ind w:left="540"/>
+        <w:t xml:space="preserve">4. Calculates class statistics</w:t>
+      </w:r>
+    </w:p>
+    <w:p>
+      <w:pPr>
+        <w:spacing w:after="60"/>
       </w:pPr>
       <w:r>
         <w:rPr>
-          <w:rFonts w:ascii="Courier New" w:cs="Courier New" w:eastAsia="Courier New" w:hAnsi="Courier New"/>
+          <w:rFonts w:ascii="Arial" w:cs="Arial" w:eastAsia="Arial" w:hAnsi="Arial"/>
           <w:sz w:val="20"/>
           <w:szCs w:val="20"/>
         </w:rPr>
-        <w:t xml:space="preserve">    {"name": "Bob", "grade": 87, "gpa": 3.5},</w:t>
-      </w:r>
-    </w:p>
-    <w:p>
-      <w:pPr>
-        <w:spacing w:after="20"/>
-        <w:ind w:left="540"/>
+        <w:t xml:space="preserve">5. Displays reports</w:t>
+      </w:r>
+    </w:p>
+    <w:p>
+      <w:pPr>
+        <w:spacing w:after="160"/>
+      </w:pPr>
+    </w:p>
+    <w:p>
+      <w:pPr>
+        <w:pBdr>
+          <w:bottom w:val="single" w:color="1B7A4A" w:sz="4" w:space="4"/>
+        </w:pBdr>
+        <w:spacing w:after="100" w:before="120"/>
       </w:pPr>
       <w:r>
         <w:rPr>
-          <w:rFonts w:ascii="Courier New" w:cs="Courier New" w:eastAsia="Courier New" w:hAnsi="Courier New"/>
+          <w:rFonts w:ascii="Arial" w:cs="Arial" w:eastAsia="Arial" w:hAnsi="Arial"/>
+          <w:b/>
+          <w:bCs/>
+          <w:color w:val="1B7A4A"/>
+          <w:sz w:val="24"/>
+          <w:szCs w:val="24"/>
+        </w:rPr>
+        <w:t xml:space="preserve">Code Examples</w:t>
+      </w:r>
+    </w:p>
+    <w:tbl>
+      <w:tblPr>
+        <w:tblW w:type="dxa" w:w="9360"/>
+        <w:tblBorders>
+          <w:top w:val="single" w:color="auto" w:sz="4"/>
+          <w:left w:val="single" w:color="auto" w:sz="4"/>
+          <w:bottom w:val="single" w:color="auto" w:sz="4"/>
+          <w:right w:val="single" w:color="auto" w:sz="4"/>
+          <w:insideH w:val="single" w:color="auto" w:sz="4"/>
+          <w:insideV w:val="single" w:color="auto" w:sz="4"/>
+        </w:tblBorders>
+      </w:tblPr>
+      <w:tblGrid>
+        <w:gridCol w:w="9360"/>
+      </w:tblGrid>
+      <w:tr>
+        <w:tc>
+          <w:tcPr>
+            <w:tcW w:type="dxa" w:w="9360"/>
+            <w:tcBorders>
+              <w:top w:val="single" w:color="CCCCCC" w:sz="1"/>
+              <w:left w:val="single" w:color="CCCCCC" w:sz="1"/>
+              <w:bottom w:val="single" w:color="CCCCCC" w:sz="1"/>
+              <w:right w:val="single" w:color="CCCCCC" w:sz="1"/>
+            </w:tcBorders>
+            <w:shd w:fill="F2F2F2" w:val="clear"/>
+            <w:tcMar>
+              <w:top w:type="dxa" w:w="80"/>
+              <w:left w:type="dxa" w:w="160"/>
+              <w:bottom w:type="dxa" w:w="80"/>
+              <w:right w:type="dxa" w:w="160"/>
+            </w:tcMar>
+          </w:tcPr>
+          <w:p>
+            <w:pPr>
+              <w:spacing w:after="20"/>
+            </w:pPr>
+            <w:r>
+              <w:rPr>
+                <w:rFonts w:ascii="Courier New" w:cs="Courier New" w:eastAsia="Courier New" w:hAnsi="Courier New"/>
+                <w:sz w:val="18"/>
+                <w:szCs w:val="18"/>
+              </w:rPr>
+              <w:t xml:space="preserve">students = [</w:t>
+            </w:r>
+          </w:p>
+          <w:p>
+            <w:pPr>
+              <w:spacing w:after="20"/>
+            </w:pPr>
+            <w:r>
+              <w:rPr>
+                <w:rFonts w:ascii="Courier New" w:cs="Courier New" w:eastAsia="Courier New" w:hAnsi="Courier New"/>
+                <w:sz w:val="18"/>
+                <w:szCs w:val="18"/>
+              </w:rPr>
+              <w:t xml:space="preserve">    {"name": "Alice", "grade": 95, "gpa": 3.9},</w:t>
+            </w:r>
+          </w:p>
+          <w:p>
+            <w:pPr>
+              <w:spacing w:after="20"/>
+            </w:pPr>
+            <w:r>
+              <w:rPr>
+                <w:rFonts w:ascii="Courier New" w:cs="Courier New" w:eastAsia="Courier New" w:hAnsi="Courier New"/>
+                <w:sz w:val="18"/>
+                <w:szCs w:val="18"/>
+              </w:rPr>
+              <w:t xml:space="preserve">    {"name": "Bob", "grade": 87, "gpa": 3.5},</w:t>
+            </w:r>
+          </w:p>
+          <w:p>
+            <w:pPr>
+              <w:spacing w:after="20"/>
+            </w:pPr>
+            <w:r>
+              <w:rPr>
+                <w:rFonts w:ascii="Courier New" w:cs="Courier New" w:eastAsia="Courier New" w:hAnsi="Courier New"/>
+                <w:sz w:val="18"/>
+                <w:szCs w:val="18"/>
+              </w:rPr>
+              <w:t xml:space="preserve">]</w:t>
+            </w:r>
+          </w:p>
+          <w:p>
+            <w:pPr>
+              <w:spacing w:after="20"/>
+            </w:pPr>
+            <w:r>
+              <w:rPr>
+                <w:rFonts w:ascii="Courier New" w:cs="Courier New" w:eastAsia="Courier New" w:hAnsi="Courier New"/>
+                <w:sz w:val="18"/>
+                <w:szCs w:val="18"/>
+              </w:rPr>
+              <w:t xml:space="preserve"> </w:t>
+            </w:r>
+          </w:p>
+          <w:p>
+            <w:pPr>
+              <w:spacing w:after="20"/>
+            </w:pPr>
+            <w:r>
+              <w:rPr>
+                <w:rFonts w:ascii="Courier New" w:cs="Courier New" w:eastAsia="Courier New" w:hAnsi="Courier New"/>
+                <w:sz w:val="18"/>
+                <w:szCs w:val="18"/>
+              </w:rPr>
+              <w:t xml:space="preserve">def add_student(name, grade, gpa):</w:t>
+            </w:r>
+          </w:p>
+          <w:p>
+            <w:pPr>
+              <w:spacing w:after="20"/>
+            </w:pPr>
+            <w:r>
+              <w:rPr>
+                <w:rFonts w:ascii="Courier New" w:cs="Courier New" w:eastAsia="Courier New" w:hAnsi="Courier New"/>
+                <w:sz w:val="18"/>
+                <w:szCs w:val="18"/>
+              </w:rPr>
+              <w:t xml:space="preserve">    """Add a new student to the gradebook."""</w:t>
+            </w:r>
+          </w:p>
+          <w:p>
+            <w:pPr>
+              <w:spacing w:after="20"/>
+            </w:pPr>
+            <w:r>
+              <w:rPr>
+                <w:rFonts w:ascii="Courier New" w:cs="Courier New" w:eastAsia="Courier New" w:hAnsi="Courier New"/>
+                <w:sz w:val="18"/>
+                <w:szCs w:val="18"/>
+              </w:rPr>
+              <w:t xml:space="preserve">    students.append({"name": name, "grade": grade, "gpa": gpa})</w:t>
+            </w:r>
+          </w:p>
+          <w:p>
+            <w:pPr>
+              <w:spacing w:after="20"/>
+            </w:pPr>
+            <w:r>
+              <w:rPr>
+                <w:rFonts w:ascii="Courier New" w:cs="Courier New" w:eastAsia="Courier New" w:hAnsi="Courier New"/>
+                <w:sz w:val="18"/>
+                <w:szCs w:val="18"/>
+              </w:rPr>
+              <w:t xml:space="preserve"> </w:t>
+            </w:r>
+          </w:p>
+          <w:p>
+            <w:pPr>
+              <w:spacing w:after="20"/>
+            </w:pPr>
+            <w:r>
+              <w:rPr>
+                <w:rFonts w:ascii="Courier New" w:cs="Courier New" w:eastAsia="Courier New" w:hAnsi="Courier New"/>
+                <w:sz w:val="18"/>
+                <w:szCs w:val="18"/>
+              </w:rPr>
+              <w:t xml:space="preserve">def view_all_students():</w:t>
+            </w:r>
+          </w:p>
+          <w:p>
+            <w:pPr>
+              <w:spacing w:after="20"/>
+            </w:pPr>
+            <w:r>
+              <w:rPr>
+                <w:rFonts w:ascii="Courier New" w:cs="Courier New" w:eastAsia="Courier New" w:hAnsi="Courier New"/>
+                <w:sz w:val="18"/>
+                <w:szCs w:val="18"/>
+              </w:rPr>
+              <w:t xml:space="preserve">    """Display all students."""</w:t>
+            </w:r>
+          </w:p>
+          <w:p>
+            <w:pPr>
+              <w:spacing w:after="20"/>
+            </w:pPr>
+            <w:r>
+              <w:rPr>
+                <w:rFonts w:ascii="Courier New" w:cs="Courier New" w:eastAsia="Courier New" w:hAnsi="Courier New"/>
+                <w:sz w:val="18"/>
+                <w:szCs w:val="18"/>
+              </w:rPr>
+              <w:t xml:space="preserve">    for i, student in enumerate(students, 1):</w:t>
+            </w:r>
+          </w:p>
+          <w:p>
+            <w:pPr>
+              <w:spacing w:after="20"/>
+            </w:pPr>
+            <w:r>
+              <w:rPr>
+                <w:rFonts w:ascii="Courier New" w:cs="Courier New" w:eastAsia="Courier New" w:hAnsi="Courier New"/>
+                <w:sz w:val="18"/>
+                <w:szCs w:val="18"/>
+              </w:rPr>
+              <w:t xml:space="preserve">        print(f"{i}. {student['name']} - Grade: {student['grade']}, GPA: {student['gpa']}")</w:t>
+            </w:r>
+          </w:p>
+          <w:p>
+            <w:pPr>
+              <w:spacing w:after="20"/>
+            </w:pPr>
+            <w:r>
+              <w:rPr>
+                <w:rFonts w:ascii="Courier New" w:cs="Courier New" w:eastAsia="Courier New" w:hAnsi="Courier New"/>
+                <w:sz w:val="18"/>
+                <w:szCs w:val="18"/>
+              </w:rPr>
+              <w:t xml:space="preserve"> </w:t>
+            </w:r>
+          </w:p>
+          <w:p>
+            <w:pPr>
+              <w:spacing w:after="20"/>
+            </w:pPr>
+            <w:r>
+              <w:rPr>
+                <w:rFonts w:ascii="Courier New" w:cs="Courier New" w:eastAsia="Courier New" w:hAnsi="Courier New"/>
+                <w:sz w:val="18"/>
+                <w:szCs w:val="18"/>
+              </w:rPr>
+              <w:t xml:space="preserve">def calculate_class_average():</w:t>
+            </w:r>
+          </w:p>
+          <w:p>
+            <w:pPr>
+              <w:spacing w:after="20"/>
+            </w:pPr>
+            <w:r>
+              <w:rPr>
+                <w:rFonts w:ascii="Courier New" w:cs="Courier New" w:eastAsia="Courier New" w:hAnsi="Courier New"/>
+                <w:sz w:val="18"/>
+                <w:szCs w:val="18"/>
+              </w:rPr>
+              <w:t xml:space="preserve">    """Calculate average grade and GPA."""</w:t>
+            </w:r>
+          </w:p>
+          <w:p>
+            <w:pPr>
+              <w:spacing w:after="20"/>
+            </w:pPr>
+            <w:r>
+              <w:rPr>
+                <w:rFonts w:ascii="Courier New" w:cs="Courier New" w:eastAsia="Courier New" w:hAnsi="Courier New"/>
+                <w:sz w:val="18"/>
+                <w:szCs w:val="18"/>
+              </w:rPr>
+              <w:t xml:space="preserve">    if not students:</w:t>
+            </w:r>
+          </w:p>
+          <w:p>
+            <w:pPr>
+              <w:spacing w:after="20"/>
+            </w:pPr>
+            <w:r>
+              <w:rPr>
+                <w:rFonts w:ascii="Courier New" w:cs="Courier New" w:eastAsia="Courier New" w:hAnsi="Courier New"/>
+                <w:sz w:val="18"/>
+                <w:szCs w:val="18"/>
+              </w:rPr>
+              <w:t xml:space="preserve">        print("No students yet.")</w:t>
+            </w:r>
+          </w:p>
+          <w:p>
+            <w:pPr>
+              <w:spacing w:after="20"/>
+            </w:pPr>
+            <w:r>
+              <w:rPr>
+                <w:rFonts w:ascii="Courier New" w:cs="Courier New" w:eastAsia="Courier New" w:hAnsi="Courier New"/>
+                <w:sz w:val="18"/>
+                <w:szCs w:val="18"/>
+              </w:rPr>
+              <w:t xml:space="preserve">        return</w:t>
+            </w:r>
+          </w:p>
+          <w:p>
+            <w:pPr>
+              <w:spacing w:after="20"/>
+            </w:pPr>
+            <w:r>
+              <w:rPr>
+                <w:rFonts w:ascii="Courier New" w:cs="Courier New" w:eastAsia="Courier New" w:hAnsi="Courier New"/>
+                <w:sz w:val="18"/>
+                <w:szCs w:val="18"/>
+              </w:rPr>
+              <w:t xml:space="preserve">    avg_grade = sum(s["grade"] for s in students) / len(students)</w:t>
+            </w:r>
+          </w:p>
+          <w:p>
+            <w:pPr>
+              <w:spacing w:after="20"/>
+            </w:pPr>
+            <w:r>
+              <w:rPr>
+                <w:rFonts w:ascii="Courier New" w:cs="Courier New" w:eastAsia="Courier New" w:hAnsi="Courier New"/>
+                <w:sz w:val="18"/>
+                <w:szCs w:val="18"/>
+              </w:rPr>
+              <w:t xml:space="preserve">    avg_gpa = sum(s["gpa"] for s in students) / len(students)</w:t>
+            </w:r>
+          </w:p>
+          <w:p>
+            <w:pPr>
+              <w:spacing w:after="20"/>
+            </w:pPr>
+            <w:r>
+              <w:rPr>
+                <w:rFonts w:ascii="Courier New" w:cs="Courier New" w:eastAsia="Courier New" w:hAnsi="Courier New"/>
+                <w:sz w:val="18"/>
+                <w:szCs w:val="18"/>
+              </w:rPr>
+              <w:t xml:space="preserve">    print(f"Class Average Grade: {avg_grade:.2f}")</w:t>
+            </w:r>
+          </w:p>
+          <w:p>
+            <w:pPr>
+              <w:spacing w:after="20"/>
+            </w:pPr>
+            <w:r>
+              <w:rPr>
+                <w:rFonts w:ascii="Courier New" w:cs="Courier New" w:eastAsia="Courier New" w:hAnsi="Courier New"/>
+                <w:sz w:val="18"/>
+                <w:szCs w:val="18"/>
+              </w:rPr>
+              <w:t xml:space="preserve">    print(f"Class Average GPA: {avg_gpa:.2f}")</w:t>
+            </w:r>
+          </w:p>
+          <w:p>
+            <w:pPr>
+              <w:spacing w:after="20"/>
+            </w:pPr>
+            <w:r>
+              <w:rPr>
+                <w:rFonts w:ascii="Courier New" w:cs="Courier New" w:eastAsia="Courier New" w:hAnsi="Courier New"/>
+                <w:sz w:val="18"/>
+                <w:szCs w:val="18"/>
+              </w:rPr>
+              <w:t xml:space="preserve"> </w:t>
+            </w:r>
+          </w:p>
+          <w:p>
+            <w:pPr>
+              <w:spacing w:after="20"/>
+            </w:pPr>
+            <w:r>
+              <w:rPr>
+                <w:rFonts w:ascii="Courier New" w:cs="Courier New" w:eastAsia="Courier New" w:hAnsi="Courier New"/>
+                <w:sz w:val="18"/>
+                <w:szCs w:val="18"/>
+              </w:rPr>
+              <w:t xml:space="preserve">def main():</w:t>
+            </w:r>
+          </w:p>
+          <w:p>
+            <w:pPr>
+              <w:spacing w:after="20"/>
+            </w:pPr>
+            <w:r>
+              <w:rPr>
+                <w:rFonts w:ascii="Courier New" w:cs="Courier New" w:eastAsia="Courier New" w:hAnsi="Courier New"/>
+                <w:sz w:val="18"/>
+                <w:szCs w:val="18"/>
+              </w:rPr>
+              <w:t xml:space="preserve">    while True:</w:t>
+            </w:r>
+          </w:p>
+          <w:p>
+            <w:pPr>
+              <w:spacing w:after="20"/>
+            </w:pPr>
+            <w:r>
+              <w:rPr>
+                <w:rFonts w:ascii="Courier New" w:cs="Courier New" w:eastAsia="Courier New" w:hAnsi="Courier New"/>
+                <w:sz w:val="18"/>
+                <w:szCs w:val="18"/>
+              </w:rPr>
+              <w:t xml:space="preserve">        print("\n--- Student Gradebook ---")</w:t>
+            </w:r>
+          </w:p>
+          <w:p>
+            <w:pPr>
+              <w:spacing w:after="20"/>
+            </w:pPr>
+            <w:r>
+              <w:rPr>
+                <w:rFonts w:ascii="Courier New" w:cs="Courier New" w:eastAsia="Courier New" w:hAnsi="Courier New"/>
+                <w:sz w:val="18"/>
+                <w:szCs w:val="18"/>
+              </w:rPr>
+              <w:t xml:space="preserve">        print("1. Add Student")</w:t>
+            </w:r>
+          </w:p>
+          <w:p>
+            <w:pPr>
+              <w:spacing w:after="20"/>
+            </w:pPr>
+            <w:r>
+              <w:rPr>
+                <w:rFonts w:ascii="Courier New" w:cs="Courier New" w:eastAsia="Courier New" w:hAnsi="Courier New"/>
+                <w:sz w:val="18"/>
+                <w:szCs w:val="18"/>
+              </w:rPr>
+              <w:t xml:space="preserve">        print("2. View All Students")</w:t>
+            </w:r>
+          </w:p>
+          <w:p>
+            <w:pPr>
+              <w:spacing w:after="20"/>
+            </w:pPr>
+            <w:r>
+              <w:rPr>
+                <w:rFonts w:ascii="Courier New" w:cs="Courier New" w:eastAsia="Courier New" w:hAnsi="Courier New"/>
+                <w:sz w:val="18"/>
+                <w:szCs w:val="18"/>
+              </w:rPr>
+              <w:t xml:space="preserve">        print("3. Calculate Class Average")</w:t>
+            </w:r>
+          </w:p>
+          <w:p>
+            <w:pPr>
+              <w:spacing w:after="20"/>
+            </w:pPr>
+            <w:r>
+              <w:rPr>
+                <w:rFonts w:ascii="Courier New" w:cs="Courier New" w:eastAsia="Courier New" w:hAnsi="Courier New"/>
+                <w:sz w:val="18"/>
+                <w:szCs w:val="18"/>
+              </w:rPr>
+              <w:t xml:space="preserve">        print("4. Exit")</w:t>
+            </w:r>
+          </w:p>
+          <w:p>
+            <w:pPr>
+              <w:spacing w:after="20"/>
+            </w:pPr>
+            <w:r>
+              <w:rPr>
+                <w:rFonts w:ascii="Courier New" w:cs="Courier New" w:eastAsia="Courier New" w:hAnsi="Courier New"/>
+                <w:sz w:val="18"/>
+                <w:szCs w:val="18"/>
+              </w:rPr>
+              <w:t xml:space="preserve">        choice = input("Select option: ")</w:t>
+            </w:r>
+          </w:p>
+          <w:p>
+            <w:pPr>
+              <w:spacing w:after="20"/>
+            </w:pPr>
+            <w:r>
+              <w:rPr>
+                <w:rFonts w:ascii="Courier New" w:cs="Courier New" w:eastAsia="Courier New" w:hAnsi="Courier New"/>
+                <w:sz w:val="18"/>
+                <w:szCs w:val="18"/>
+              </w:rPr>
+              <w:t xml:space="preserve"> </w:t>
+            </w:r>
+          </w:p>
+          <w:p>
+            <w:pPr>
+              <w:spacing w:after="20"/>
+            </w:pPr>
+            <w:r>
+              <w:rPr>
+                <w:rFonts w:ascii="Courier New" w:cs="Courier New" w:eastAsia="Courier New" w:hAnsi="Courier New"/>
+                <w:sz w:val="18"/>
+                <w:szCs w:val="18"/>
+              </w:rPr>
+              <w:t xml:space="preserve">        if choice == "1":</w:t>
+            </w:r>
+          </w:p>
+          <w:p>
+            <w:pPr>
+              <w:spacing w:after="20"/>
+            </w:pPr>
+            <w:r>
+              <w:rPr>
+                <w:rFonts w:ascii="Courier New" w:cs="Courier New" w:eastAsia="Courier New" w:hAnsi="Courier New"/>
+                <w:sz w:val="18"/>
+                <w:szCs w:val="18"/>
+              </w:rPr>
+              <w:t xml:space="preserve">            name = input("Name: ")</w:t>
+            </w:r>
+          </w:p>
+          <w:p>
+            <w:pPr>
+              <w:spacing w:after="20"/>
+            </w:pPr>
+            <w:r>
+              <w:rPr>
+                <w:rFonts w:ascii="Courier New" w:cs="Courier New" w:eastAsia="Courier New" w:hAnsi="Courier New"/>
+                <w:sz w:val="18"/>
+                <w:szCs w:val="18"/>
+              </w:rPr>
+              <w:t xml:space="preserve">            grade = int(input("Grade: "))</w:t>
+            </w:r>
+          </w:p>
+          <w:p>
+            <w:pPr>
+              <w:spacing w:after="20"/>
+            </w:pPr>
+            <w:r>
+              <w:rPr>
+                <w:rFonts w:ascii="Courier New" w:cs="Courier New" w:eastAsia="Courier New" w:hAnsi="Courier New"/>
+                <w:sz w:val="18"/>
+                <w:szCs w:val="18"/>
+              </w:rPr>
+              <w:t xml:space="preserve">            gpa = float(input("GPA: "))</w:t>
+            </w:r>
+          </w:p>
+          <w:p>
+            <w:pPr>
+              <w:spacing w:after="20"/>
+            </w:pPr>
+            <w:r>
+              <w:rPr>
+                <w:rFonts w:ascii="Courier New" w:cs="Courier New" w:eastAsia="Courier New" w:hAnsi="Courier New"/>
+                <w:sz w:val="18"/>
+                <w:szCs w:val="18"/>
+              </w:rPr>
+              <w:t xml:space="preserve">            add_student(name, grade, gpa)</w:t>
+            </w:r>
+          </w:p>
+          <w:p>
+            <w:pPr>
+              <w:spacing w:after="20"/>
+            </w:pPr>
+            <w:r>
+              <w:rPr>
+                <w:rFonts w:ascii="Courier New" w:cs="Courier New" w:eastAsia="Courier New" w:hAnsi="Courier New"/>
+                <w:sz w:val="18"/>
+                <w:szCs w:val="18"/>
+              </w:rPr>
+              <w:t xml:space="preserve">            print("Student added!")</w:t>
+            </w:r>
+          </w:p>
+          <w:p>
+            <w:pPr>
+              <w:spacing w:after="20"/>
+            </w:pPr>
+            <w:r>
+              <w:rPr>
+                <w:rFonts w:ascii="Courier New" w:cs="Courier New" w:eastAsia="Courier New" w:hAnsi="Courier New"/>
+                <w:sz w:val="18"/>
+                <w:szCs w:val="18"/>
+              </w:rPr>
+              <w:t xml:space="preserve">        elif choice == "2":</w:t>
+            </w:r>
+          </w:p>
+          <w:p>
+            <w:pPr>
+              <w:spacing w:after="20"/>
+            </w:pPr>
+            <w:r>
+              <w:rPr>
+                <w:rFonts w:ascii="Courier New" w:cs="Courier New" w:eastAsia="Courier New" w:hAnsi="Courier New"/>
+                <w:sz w:val="18"/>
+                <w:szCs w:val="18"/>
+              </w:rPr>
+              <w:t xml:space="preserve">            view_all_students()</w:t>
+            </w:r>
+          </w:p>
+          <w:p>
+            <w:pPr>
+              <w:spacing w:after="20"/>
+            </w:pPr>
+            <w:r>
+              <w:rPr>
+                <w:rFonts w:ascii="Courier New" w:cs="Courier New" w:eastAsia="Courier New" w:hAnsi="Courier New"/>
+                <w:sz w:val="18"/>
+                <w:szCs w:val="18"/>
+              </w:rPr>
+              <w:t xml:space="preserve">        elif choice == "3":</w:t>
+            </w:r>
+          </w:p>
+          <w:p>
+            <w:pPr>
+              <w:spacing w:after="20"/>
+            </w:pPr>
+            <w:r>
+              <w:rPr>
+                <w:rFonts w:ascii="Courier New" w:cs="Courier New" w:eastAsia="Courier New" w:hAnsi="Courier New"/>
+                <w:sz w:val="18"/>
+                <w:szCs w:val="18"/>
+              </w:rPr>
+              <w:t xml:space="preserve">            calculate_class_average()</w:t>
+            </w:r>
+          </w:p>
+          <w:p>
+            <w:pPr>
+              <w:spacing w:after="20"/>
+            </w:pPr>
+            <w:r>
+              <w:rPr>
+                <w:rFonts w:ascii="Courier New" w:cs="Courier New" w:eastAsia="Courier New" w:hAnsi="Courier New"/>
+                <w:sz w:val="18"/>
+                <w:szCs w:val="18"/>
+              </w:rPr>
+              <w:t xml:space="preserve">        elif choice == "4":</w:t>
+            </w:r>
+          </w:p>
+          <w:p>
+            <w:pPr>
+              <w:spacing w:after="20"/>
+            </w:pPr>
+            <w:r>
+              <w:rPr>
+                <w:rFonts w:ascii="Courier New" w:cs="Courier New" w:eastAsia="Courier New" w:hAnsi="Courier New"/>
+                <w:sz w:val="18"/>
+                <w:szCs w:val="18"/>
+              </w:rPr>
+              <w:t xml:space="preserve">            print("Goodbye!")</w:t>
+            </w:r>
+          </w:p>
+          <w:p>
+            <w:pPr>
+              <w:spacing w:after="20"/>
+            </w:pPr>
+            <w:r>
+              <w:rPr>
+                <w:rFonts w:ascii="Courier New" w:cs="Courier New" w:eastAsia="Courier New" w:hAnsi="Courier New"/>
+                <w:sz w:val="18"/>
+                <w:szCs w:val="18"/>
+              </w:rPr>
+              <w:t xml:space="preserve">            break</w:t>
+            </w:r>
+          </w:p>
+          <w:p>
+            <w:pPr>
+              <w:spacing w:after="20"/>
+            </w:pPr>
+            <w:r>
+              <w:rPr>
+                <w:rFonts w:ascii="Courier New" w:cs="Courier New" w:eastAsia="Courier New" w:hAnsi="Courier New"/>
+                <w:sz w:val="18"/>
+                <w:szCs w:val="18"/>
+              </w:rPr>
+              <w:t xml:space="preserve">        else:</w:t>
+            </w:r>
+          </w:p>
+          <w:p>
+            <w:pPr>
+              <w:spacing w:after="20"/>
+            </w:pPr>
+            <w:r>
+              <w:rPr>
+                <w:rFonts w:ascii="Courier New" w:cs="Courier New" w:eastAsia="Courier New" w:hAnsi="Courier New"/>
+                <w:sz w:val="18"/>
+                <w:szCs w:val="18"/>
+              </w:rPr>
+              <w:t xml:space="preserve">            print("Invalid option.")</w:t>
+            </w:r>
+          </w:p>
+          <w:p>
+            <w:pPr>
+              <w:spacing w:after="20"/>
+            </w:pPr>
+            <w:r>
+              <w:rPr>
+                <w:rFonts w:ascii="Courier New" w:cs="Courier New" w:eastAsia="Courier New" w:hAnsi="Courier New"/>
+                <w:sz w:val="18"/>
+                <w:szCs w:val="18"/>
+              </w:rPr>
+              <w:t xml:space="preserve"> </w:t>
+            </w:r>
+          </w:p>
+          <w:p>
+            <w:pPr>
+              <w:spacing w:after="20"/>
+            </w:pPr>
+            <w:r>
+              <w:rPr>
+                <w:rFonts w:ascii="Courier New" w:cs="Courier New" w:eastAsia="Courier New" w:hAnsi="Courier New"/>
+                <w:sz w:val="18"/>
+                <w:szCs w:val="18"/>
+              </w:rPr>
+              <w:t xml:space="preserve">if __name__ == "__main__":</w:t>
+            </w:r>
+          </w:p>
+          <w:p>
+            <w:pPr>
+              <w:spacing w:after="20"/>
+            </w:pPr>
+            <w:r>
+              <w:rPr>
+                <w:rFonts w:ascii="Courier New" w:cs="Courier New" w:eastAsia="Courier New" w:hAnsi="Courier New"/>
+                <w:sz w:val="18"/>
+                <w:szCs w:val="18"/>
+              </w:rPr>
+              <w:t xml:space="preserve">    main()</w:t>
+            </w:r>
+          </w:p>
+        </w:tc>
+      </w:tr>
+    </w:tbl>
+    <w:p>
+      <w:pPr>
+        <w:spacing w:after="120"/>
+      </w:pPr>
+    </w:p>
+    <w:p>
+      <w:pPr>
+        <w:pBdr>
+          <w:bottom w:val="single" w:color="1B7A4A" w:sz="4" w:space="4"/>
+        </w:pBdr>
+        <w:spacing w:after="100" w:before="120"/>
+      </w:pPr>
+      <w:r>
+        <w:rPr>
+          <w:rFonts w:ascii="Arial" w:cs="Arial" w:eastAsia="Arial" w:hAnsi="Arial"/>
+          <w:b/>
+          <w:bCs/>
+          <w:color w:val="1B7A4A"/>
+          <w:sz w:val="24"/>
+          <w:szCs w:val="24"/>
+        </w:rPr>
+        <w:t xml:space="preserve">Guided Practice</w:t>
+      </w:r>
+    </w:p>
+    <w:p>
+      <w:pPr>
+        <w:spacing w:after="60"/>
+      </w:pPr>
+      <w:r>
+        <w:rPr>
+          <w:rFonts w:ascii="Arial" w:cs="Arial" w:eastAsia="Arial" w:hAnsi="Arial"/>
           <w:sz w:val="20"/>
           <w:szCs w:val="20"/>
         </w:rPr>
-        <w:t xml:space="preserve">]</w:t>
-      </w:r>
-    </w:p>
-    <w:p>
-      <w:pPr>
-        <w:spacing w:after="20"/>
-        <w:ind w:left="540"/>
+        <w:t xml:space="preserve">- Use a list of dictionaries to store student data (or a dictionary of tuples)</w:t>
+      </w:r>
+    </w:p>
+    <w:p>
+      <w:pPr>
+        <w:spacing w:after="60"/>
       </w:pPr>
       <w:r>
         <w:rPr>
-          <w:rFonts w:ascii="Courier New" w:cs="Courier New" w:eastAsia="Courier New" w:hAnsi="Courier New"/>
+          <w:rFonts w:ascii="Arial" w:cs="Arial" w:eastAsia="Arial" w:hAnsi="Arial"/>
           <w:sz w:val="20"/>
           <w:szCs w:val="20"/>
         </w:rPr>
-        <w:t xml:space="preserve"> </w:t>
-      </w:r>
-    </w:p>
-    <w:p>
-      <w:pPr>
-        <w:spacing w:after="20"/>
-        <w:ind w:left="540"/>
+        <w:t xml:space="preserve">- User menu with options: Add, Update, View All, Calculate Average, Exit</w:t>
+      </w:r>
+    </w:p>
+    <w:p>
+      <w:pPr>
+        <w:spacing w:after="60"/>
       </w:pPr>
       <w:r>
         <w:rPr>
-          <w:rFonts w:ascii="Courier New" w:cs="Courier New" w:eastAsia="Courier New" w:hAnsi="Courier New"/>
+          <w:rFonts w:ascii="Arial" w:cs="Arial" w:eastAsia="Arial" w:hAnsi="Arial"/>
           <w:sz w:val="20"/>
           <w:szCs w:val="20"/>
         </w:rPr>
-        <w:t xml:space="preserve">def add_student(name, grade, gpa):</w:t>
-      </w:r>
-    </w:p>
-    <w:p>
-      <w:pPr>
-        <w:spacing w:after="20"/>
-        <w:ind w:left="540"/>
+        <w:t xml:space="preserve">- Display students sorted by grade or name</w:t>
+      </w:r>
+    </w:p>
+    <w:p>
+      <w:pPr>
+        <w:spacing w:after="60"/>
       </w:pPr>
       <w:r>
         <w:rPr>
-          <w:rFonts w:ascii="Courier New" w:cs="Courier New" w:eastAsia="Courier New" w:hAnsi="Courier New"/>
+          <w:rFonts w:ascii="Arial" w:cs="Arial" w:eastAsia="Arial" w:hAnsi="Arial"/>
           <w:sz w:val="20"/>
           <w:szCs w:val="20"/>
         </w:rPr>
-        <w:t xml:space="preserve">    """Add a new student to the gradebook."""</w:t>
-      </w:r>
-    </w:p>
-    <w:p>
-      <w:pPr>
-        <w:spacing w:after="20"/>
-        <w:ind w:left="540"/>
+        <w:t xml:space="preserve">- Calculate class average GPA</w:t>
+      </w:r>
+    </w:p>
+    <w:p>
+      <w:pPr>
+        <w:spacing w:after="60"/>
       </w:pPr>
       <w:r>
         <w:rPr>
-          <w:rFonts w:ascii="Courier New" w:cs="Courier New" w:eastAsia="Courier New" w:hAnsi="Courier New"/>
+          <w:rFonts w:ascii="Arial" w:cs="Arial" w:eastAsia="Arial" w:hAnsi="Arial"/>
           <w:sz w:val="20"/>
           <w:szCs w:val="20"/>
         </w:rPr>
-        <w:t xml:space="preserve">    students.append({"name": name, "grade": grade, "gpa": gpa})</w:t>
-      </w:r>
-    </w:p>
-    <w:p>
-      <w:pPr>
-        <w:spacing w:after="20"/>
-        <w:ind w:left="540"/>
+        <w:t xml:space="preserve">- Use appropriate data structures for each piece of information</w:t>
+      </w:r>
+    </w:p>
+    <w:p>
+      <w:pPr>
+        <w:spacing w:after="60"/>
       </w:pPr>
       <w:r>
         <w:rPr>
-          <w:rFonts w:ascii="Courier New" w:cs="Courier New" w:eastAsia="Courier New" w:hAnsi="Courier New"/>
+          <w:rFonts w:ascii="Arial" w:cs="Arial" w:eastAsia="Arial" w:hAnsi="Arial"/>
           <w:sz w:val="20"/>
           <w:szCs w:val="20"/>
         </w:rPr>
-        <w:t xml:space="preserve"> </w:t>
-      </w:r>
-    </w:p>
-    <w:p>
-      <w:pPr>
-        <w:spacing w:after="80"/>
-      </w:pPr>
-    </w:p>
-    <w:p>
-      <w:pPr>
-        <w:spacing w:after="80" w:before="240"/>
+        <w:t xml:space="preserve">- Sort students by grade or GPA</w:t>
+      </w:r>
+    </w:p>
+    <w:p>
+      <w:pPr>
+        <w:spacing w:after="60"/>
       </w:pPr>
       <w:r>
         <w:rPr>
-          <w:rFonts w:ascii="Times New Roman" w:cs="Times New Roman" w:eastAsia="Times New Roman" w:hAnsi="Times New Roman"/>
-          <w:b/>
-          <w:bCs/>
-          <w:sz w:val="24"/>
-          <w:szCs w:val="24"/>
-          <w:u w:val="single"/>
+          <w:rFonts w:ascii="Arial" w:cs="Arial" w:eastAsia="Arial" w:hAnsi="Arial"/>
+          <w:sz w:val="20"/>
+          <w:szCs w:val="20"/>
         </w:rPr>
-        <w:t xml:space="preserve">Guided Practice (15 min)</w:t>
-      </w:r>
-    </w:p>
-    <w:p>
-      <w:pPr>
-        <w:spacing w:after="80"/>
+        <w:t xml:space="preserve">- Find highest/lowest grade</w:t>
+      </w:r>
+    </w:p>
+    <w:p>
+      <w:pPr>
+        <w:spacing w:after="60"/>
       </w:pPr>
       <w:r>
         <w:rPr>
-          <w:rFonts w:ascii="Times New Roman" w:cs="Times New Roman" w:eastAsia="Times New Roman" w:hAnsi="Times New Roman"/>
-          <w:sz w:val="24"/>
-          <w:szCs w:val="24"/>
+          <w:rFonts w:ascii="Arial" w:cs="Arial" w:eastAsia="Arial" w:hAnsi="Arial"/>
+          <w:sz w:val="20"/>
+          <w:szCs w:val="20"/>
         </w:rPr>
-        <w:t xml:space="preserve">Students practice with teacher guidance using the examples above.</w:t>
-      </w:r>
-    </w:p>
-    <w:p>
-      <w:pPr>
-        <w:spacing w:after="80"/>
-      </w:pPr>
-    </w:p>
-    <w:p>
-      <w:pPr>
-        <w:spacing w:after="80" w:before="240"/>
+        <w:t xml:space="preserve">- Remove a student</w:t>
+      </w:r>
+    </w:p>
+    <w:p>
+      <w:pPr>
+        <w:spacing w:after="60"/>
       </w:pPr>
       <w:r>
         <w:rPr>
-          <w:rFonts w:ascii="Times New Roman" w:cs="Times New Roman" w:eastAsia="Times New Roman" w:hAnsi="Times New Roman"/>
-          <w:b/>
-          <w:bCs/>
-          <w:sz w:val="24"/>
-          <w:szCs w:val="24"/>
-          <w:u w:val="single"/>
+          <w:rFonts w:ascii="Arial" w:cs="Arial" w:eastAsia="Arial" w:hAnsi="Arial"/>
+          <w:sz w:val="20"/>
+          <w:szCs w:val="20"/>
         </w:rPr>
-        <w:t xml:space="preserve">Main Activity (15–20 min)</w:t>
-      </w:r>
-    </w:p>
-    <w:p>
-      <w:pPr>
-        <w:spacing w:after="80"/>
+        <w:t xml:space="preserve">- Search for a student by name</w:t>
+      </w:r>
+    </w:p>
+    <w:p>
+      <w:pPr>
+        <w:spacing w:after="60"/>
       </w:pPr>
       <w:r>
         <w:rPr>
-          <w:rFonts w:ascii="Times New Roman" w:cs="Times New Roman" w:eastAsia="Times New Roman" w:hAnsi="Times New Roman"/>
-          <w:sz w:val="24"/>
-          <w:szCs w:val="24"/>
+          <w:rFonts w:ascii="Arial" w:cs="Arial" w:eastAsia="Arial" w:hAnsi="Arial"/>
+          <w:sz w:val="20"/>
+          <w:szCs w:val="20"/>
         </w:rPr>
-        <w:t xml:space="preserve">Complete the Data Structures coding exercises in your notebook or IDE.</w:t>
-      </w:r>
-    </w:p>
-    <w:p>
-      <w:pPr>
-        <w:spacing w:after="80"/>
-      </w:pPr>
-    </w:p>
-    <w:p>
-      <w:pPr>
-        <w:spacing w:after="80" w:before="240"/>
+        <w:t xml:space="preserve">- Save/load from a file (Unit 4)</w:t>
+      </w:r>
+    </w:p>
+    <w:p>
+      <w:pPr>
+        <w:spacing w:after="60"/>
       </w:pPr>
       <w:r>
         <w:rPr>
-          <w:rFonts w:ascii="Times New Roman" w:cs="Times New Roman" w:eastAsia="Times New Roman" w:hAnsi="Times New Roman"/>
-          <w:b/>
-          <w:bCs/>
-          <w:sz w:val="24"/>
-          <w:szCs w:val="24"/>
-          <w:u w:val="single"/>
+          <w:rFonts w:ascii="Arial" w:cs="Arial" w:eastAsia="Arial" w:hAnsi="Arial"/>
+          <w:sz w:val="20"/>
+          <w:szCs w:val="20"/>
         </w:rPr>
-        <w:t xml:space="preserve">Exit Ticket</w:t>
-      </w:r>
-    </w:p>
-    <w:p>
-      <w:pPr>
-        <w:spacing w:after="80"/>
+        <w:t xml:space="preserve">- Add multiple grades per student (nested data structures)</w:t>
+      </w:r>
+    </w:p>
+    <w:p>
+      <w:pPr>
+        <w:spacing w:after="160"/>
+      </w:pPr>
+    </w:p>
+    <w:p>
+      <w:pPr>
+        <w:spacing w:before="300"/>
+      </w:pPr>
+    </w:p>
+    <w:p>
+      <w:pPr>
+        <w:pBdr>
+          <w:top w:val="single" w:color="1B7A4A" w:sz="6" w:space="8"/>
+        </w:pBdr>
+        <w:spacing w:before="200"/>
       </w:pPr>
       <w:r>
         <w:rPr>
-          <w:rFonts w:ascii="Times New Roman" w:cs="Times New Roman" w:eastAsia="Times New Roman" w:hAnsi="Times New Roman"/>
-          <w:sz w:val="24"/>
-          <w:szCs w:val="24"/>
+          <w:rFonts w:ascii="Arial" w:cs="Arial" w:eastAsia="Arial" w:hAnsi="Arial"/>
+          <w:i/>
+          <w:iCs/>
+          <w:color w:val="808080"/>
+          <w:sz w:val="16"/>
+          <w:szCs w:val="16"/>
         </w:rPr>
-        <w:t xml:space="preserve">In your own words, explain how you would design and build a complete program using lists, dictionaries, and tuples.</w:t>
-      </w:r>
-    </w:p>
-    <w:p>
-      <w:pPr>
-        <w:spacing w:after="80"/>
-      </w:pPr>
-    </w:p>
-    <w:p>
-      <w:pPr>
-        <w:spacing w:after="80" w:before="240"/>
-      </w:pPr>
-      <w:r>
-        <w:rPr>
-          <w:rFonts w:ascii="Times New Roman" w:cs="Times New Roman" w:eastAsia="Times New Roman" w:hAnsi="Times New Roman"/>
-          <w:b/>
-          <w:bCs/>
-          <w:sz w:val="24"/>
-          <w:szCs w:val="24"/>
-          <w:u w:val="single"/>
-        </w:rPr>
-        <w:t xml:space="preserve">Optional Homework / TimeKiller</w:t>
-      </w:r>
-    </w:p>
-    <w:p>
-      <w:pPr>
-        <w:spacing w:after="80"/>
-      </w:pPr>
-      <w:r>
-        <w:rPr>
-          <w:rFonts w:ascii="Times New Roman" w:cs="Times New Roman" w:eastAsia="Times New Roman" w:hAnsi="Times New Roman"/>
-          <w:sz w:val="24"/>
-          <w:szCs w:val="24"/>
-        </w:rPr>
-        <w:t xml:space="preserve">Extend today's lab by adding one more feature or solving an additional problem related to Project Day — Student Grade Book.</w:t>
+        <w:t xml:space="preserve">Coding II — STEM Curriculum</w:t>
       </w:r>
     </w:p>
     <w:sectPr>
       <w:pgSz w:w="12240" w:h="15840" w:orient="portrait"/>
-      <w:pgMar w:top="1440" w:right="1440" w:bottom="1440" w:left="1440" w:header="708" w:footer="708" w:gutter="0"/>
+      <w:pgMar w:top="1080" w:right="1200" w:bottom="1080" w:left="1200" w:header="708" w:footer="708" w:gutter="0"/>
       <w:pgNumType/>
       <w:docGrid w:linePitch="360"/>
     </w:sectPr>
@@ -565,9 +2445,9 @@
   <w:docDefaults>
     <w:rPrDefault>
       <w:rPr>
-        <w:rFonts w:ascii="Times New Roman" w:cs="Times New Roman" w:eastAsia="Times New Roman" w:hAnsi="Times New Roman"/>
-        <w:sz w:val="24"/>
-        <w:szCs w:val="24"/>
+        <w:rFonts w:ascii="Arial" w:cs="Arial" w:eastAsia="Arial" w:hAnsi="Arial"/>
+        <w:sz w:val="20"/>
+        <w:szCs w:val="20"/>
       </w:rPr>
     </w:rPrDefault>
     <w:pPrDefault/>
